--- a/Kursskript.docx
+++ b/Kursskript.docx
@@ -134,7 +134,7 @@
         <w:rPr>
           <w:noProof/>
         </w:rPr>
-        <w:t>5. Juni 2025</w:t>
+        <w:t>6. Juni 2025</w:t>
       </w:r>
       <w:r>
         <w:fldChar w:fldCharType="end"/>
@@ -2427,7 +2427,7 @@
           <v:shape id="_x0000_i1028" type="#_x0000_t75" alt="" style="width:453.9pt;height:80.85pt;mso-width-percent:0;mso-height-percent:0;mso-width-percent:0;mso-height-percent:0" o:ole="">
             <v:imagedata r:id="rId15" o:title=""/>
           </v:shape>
-          <o:OLEObject Type="Embed" ProgID="Word.Document.12" ShapeID="_x0000_i1028" DrawAspect="Content" ObjectID="_1810647637" r:id="rId16">
+          <o:OLEObject Type="Embed" ProgID="Word.Document.12" ShapeID="_x0000_i1028" DrawAspect="Content" ObjectID="_1810729324" r:id="rId16">
             <o:FieldCodes>\s</o:FieldCodes>
           </o:OLEObject>
         </w:object>
@@ -2941,7 +2941,7 @@
           <v:shape id="_x0000_i1027" type="#_x0000_t75" alt="" style="width:453.9pt;height:68.85pt;mso-width-percent:0;mso-height-percent:0;mso-width-percent:0;mso-height-percent:0" o:ole="">
             <v:imagedata r:id="rId17" o:title=""/>
           </v:shape>
-          <o:OLEObject Type="Embed" ProgID="Word.Document.12" ShapeID="_x0000_i1027" DrawAspect="Content" ObjectID="_1810647638" r:id="rId18">
+          <o:OLEObject Type="Embed" ProgID="Word.Document.12" ShapeID="_x0000_i1027" DrawAspect="Content" ObjectID="_1810729325" r:id="rId18">
             <o:FieldCodes>\s</o:FieldCodes>
           </o:OLEObject>
         </w:object>
@@ -3059,7 +3059,7 @@
           <v:shape id="_x0000_i1026" type="#_x0000_t75" alt="" style="width:453.9pt;height:122.1pt;mso-width-percent:0;mso-height-percent:0;mso-width-percent:0;mso-height-percent:0" o:ole="">
             <v:imagedata r:id="rId19" o:title=""/>
           </v:shape>
-          <o:OLEObject Type="Embed" ProgID="Word.Document.12" ShapeID="_x0000_i1026" DrawAspect="Content" ObjectID="_1810647639" r:id="rId20">
+          <o:OLEObject Type="Embed" ProgID="Word.Document.12" ShapeID="_x0000_i1026" DrawAspect="Content" ObjectID="_1810729326" r:id="rId20">
             <o:FieldCodes>\s</o:FieldCodes>
           </o:OLEObject>
         </w:object>
@@ -3933,7 +3933,7 @@
           <v:shape id="_x0000_i1025" type="#_x0000_t75" alt="" style="width:453.9pt;height:243.15pt;mso-width-percent:0;mso-height-percent:0;mso-width-percent:0;mso-height-percent:0" o:ole="">
             <v:imagedata r:id="rId22" o:title=""/>
           </v:shape>
-          <o:OLEObject Type="Embed" ProgID="Word.Document.12" ShapeID="_x0000_i1025" DrawAspect="Content" ObjectID="_1810647640" r:id="rId23">
+          <o:OLEObject Type="Embed" ProgID="Word.Document.12" ShapeID="_x0000_i1025" DrawAspect="Content" ObjectID="_1810729327" r:id="rId23">
             <o:FieldCodes>\s</o:FieldCodes>
           </o:OLEObject>
         </w:object>
@@ -3948,7 +3948,13 @@
         <w:t>A</w:t>
       </w:r>
       <w:r>
-        <w:t>ufgabe 8: Datenauswertung mit Python</w:t>
+        <w:t xml:space="preserve">ufgabe </w:t>
+      </w:r>
+      <w:r>
+        <w:t>6</w:t>
+      </w:r>
+      <w:r>
+        <w:t>: Datenauswertung mit Python</w:t>
       </w:r>
       <w:bookmarkEnd w:id="15"/>
     </w:p>
@@ -8086,6 +8092,7 @@
   <w:style w:type="character" w:default="1" w:styleId="Absatz-Standardschriftart">
     <w:name w:val="Default Paragraph Font"/>
     <w:uiPriority w:val="1"/>
+    <w:semiHidden/>
     <w:unhideWhenUsed/>
   </w:style>
   <w:style w:type="table" w:default="1" w:styleId="NormaleTabelle">

--- a/Kursskript.docx
+++ b/Kursskript.docx
@@ -31,13 +31,8 @@
         <w:jc w:val="center"/>
       </w:pPr>
       <w:r>
-        <w:t xml:space="preserve">Hands-on Environmental </w:t>
-      </w:r>
-      <w:proofErr w:type="spellStart"/>
-      <w:r>
-        <w:t>Sensing</w:t>
-      </w:r>
-      <w:proofErr w:type="spellEnd"/>
+        <w:t>Hands-on Environmental Sensing</w:t>
+      </w:r>
       <w:r>
         <w:t xml:space="preserve"> I</w:t>
       </w:r>
@@ -54,15 +49,7 @@
         <w:t xml:space="preserve">Aufbau und Charakterisierung eines </w:t>
       </w:r>
       <w:r>
-        <w:t>Low-</w:t>
-      </w:r>
-      <w:proofErr w:type="spellStart"/>
-      <w:r>
-        <w:t>Cost</w:t>
-      </w:r>
-      <w:proofErr w:type="spellEnd"/>
-      <w:r>
-        <w:t xml:space="preserve"> </w:t>
+        <w:t xml:space="preserve">Low-Cost </w:t>
       </w:r>
       <w:r>
         <w:t>CO</w:t>
@@ -71,7 +58,13 @@
         <w:rPr>
           <w:vertAlign w:val="subscript"/>
         </w:rPr>
-        <w:t xml:space="preserve">2 </w:t>
+        <w:t>2</w:t>
+      </w:r>
+      <w:r>
+        <w:rPr>
+          <w:vertAlign w:val="subscript"/>
+        </w:rPr>
+        <w:t>-</w:t>
       </w:r>
       <w:r>
         <w:t>Sensors</w:t>
@@ -110,7 +103,7 @@
         <w:t>0.</w:t>
       </w:r>
       <w:r>
-        <w:t>2</w:t>
+        <w:t>3</w:t>
       </w:r>
     </w:p>
     <w:p>
@@ -134,7 +127,7 @@
         <w:rPr>
           <w:noProof/>
         </w:rPr>
-        <w:t>6. Juni 2025</w:t>
+        <w:t>6. Mai 2026</w:t>
       </w:r>
       <w:r>
         <w:fldChar w:fldCharType="end"/>
@@ -1224,14 +1217,38 @@
     </w:p>
     <w:p>
       <w:r>
-        <w:t xml:space="preserve">Zur Vorbereitung für das Praktikum sind zwischen 30 min bis 2 h erforderlich, je nach Vorerfahrung mit der </w:t>
+        <w:t xml:space="preserve">Zur Vorbereitung </w:t>
+      </w:r>
+      <w:r>
+        <w:t>auf</w:t>
+      </w:r>
+      <w:r>
+        <w:t xml:space="preserve"> das Praktikum sind zwischen 30 </w:t>
+      </w:r>
+      <w:r>
+        <w:t>Min.</w:t>
+      </w:r>
+      <w:r>
+        <w:t xml:space="preserve"> </w:t>
+      </w:r>
+      <w:r>
+        <w:t>und</w:t>
+      </w:r>
+      <w:r>
+        <w:t xml:space="preserve"> 2 </w:t>
+      </w:r>
+      <w:r>
+        <w:t>Std.</w:t>
+      </w:r>
+      <w:r>
+        <w:t xml:space="preserve"> erforderlich, je nach Vorerfahrung mit der </w:t>
       </w:r>
       <w:r>
         <w:rPr>
           <w:b/>
           <w:bCs/>
         </w:rPr>
-        <w:t>Arduino Microcontroller Programmierung</w:t>
+        <w:t>Programmierung von Arduino-Mikrocontrollern</w:t>
       </w:r>
       <w:r>
         <w:t xml:space="preserve"> und </w:t>
@@ -1291,7 +1308,19 @@
           <w:rPr>
             <w:rStyle w:val="Hyperlink"/>
           </w:rPr>
-          <w:t>https://www.arduino.cc/en/software</w:t>
+          <w:t>https://www.arduino.cc/en/</w:t>
+        </w:r>
+        <w:r>
+          <w:rPr>
+            <w:rStyle w:val="Hyperlink"/>
+          </w:rPr>
+          <w:t>s</w:t>
+        </w:r>
+        <w:r>
+          <w:rPr>
+            <w:rStyle w:val="Hyperlink"/>
+          </w:rPr>
+          <w:t>oftware</w:t>
         </w:r>
       </w:hyperlink>
       <w:r>
@@ -1310,7 +1339,31 @@
         <w:t xml:space="preserve"> Vorbereitung</w:t>
       </w:r>
       <w:r>
-        <w:t xml:space="preserve">, insbesondere wenn noch keine Erfahrung mit Arduino Programmierung hast sehe dir das folgende Video an: </w:t>
+        <w:t xml:space="preserve">, insbesondere wenn </w:t>
+      </w:r>
+      <w:r>
+        <w:t xml:space="preserve">du </w:t>
+      </w:r>
+      <w:r>
+        <w:t>noch keine Erfahrung mit Arduino</w:t>
+      </w:r>
+      <w:r>
+        <w:t>-</w:t>
+      </w:r>
+      <w:r>
+        <w:t>Programmierung hast</w:t>
+      </w:r>
+      <w:r>
+        <w:t>,</w:t>
+      </w:r>
+      <w:r>
+        <w:t xml:space="preserve"> s</w:t>
+      </w:r>
+      <w:r>
+        <w:t>ieh</w:t>
+      </w:r>
+      <w:r>
+        <w:t xml:space="preserve"> dir das folgende Video an: </w:t>
       </w:r>
       <w:r>
         <w:br/>
@@ -1330,7 +1383,19 @@
           <w:rPr>
             <w:rStyle w:val="Hyperlink"/>
           </w:rPr>
-          <w:t>https://youtu.be/nL34zDTPkcs?si=MqPz2jDbrG39jyJ-</w:t>
+          <w:t>https://youtu.be/nL34zDTPkc</w:t>
+        </w:r>
+        <w:r>
+          <w:rPr>
+            <w:rStyle w:val="Hyperlink"/>
+          </w:rPr>
+          <w:t>s</w:t>
+        </w:r>
+        <w:r>
+          <w:rPr>
+            <w:rStyle w:val="Hyperlink"/>
+          </w:rPr>
+          <w:t>?si=MqPz2jDbrG39jyJ-</w:t>
         </w:r>
       </w:hyperlink>
     </w:p>
@@ -1364,15 +1429,27 @@
         </w:rPr>
         <w:t xml:space="preserve">Erweiterung für </w:t>
       </w:r>
-      <w:proofErr w:type="spellStart"/>
       <w:r>
         <w:rPr>
           <w:b/>
           <w:bCs/>
         </w:rPr>
-        <w:t>Jupyter</w:t>
-      </w:r>
-      <w:proofErr w:type="spellEnd"/>
+        <w:t>Jup</w:t>
+      </w:r>
+      <w:r>
+        <w:rPr>
+          <w:b/>
+          <w:bCs/>
+        </w:rPr>
+        <w:t>y</w:t>
+      </w:r>
+      <w:r>
+        <w:rPr>
+          <w:b/>
+          <w:bCs/>
+        </w:rPr>
+        <w:t>ter</w:t>
+      </w:r>
       <w:r>
         <w:rPr>
           <w:b/>
@@ -1392,7 +1469,19 @@
           <w:rPr>
             <w:rStyle w:val="Hyperlink"/>
           </w:rPr>
-          <w:t>https://code.visualstudio.com/Download</w:t>
+          <w:t>https://code.visu</w:t>
+        </w:r>
+        <w:r>
+          <w:rPr>
+            <w:rStyle w:val="Hyperlink"/>
+          </w:rPr>
+          <w:t>a</w:t>
+        </w:r>
+        <w:r>
+          <w:rPr>
+            <w:rStyle w:val="Hyperlink"/>
+          </w:rPr>
+          <w:t>lstudio.com/Download</w:t>
         </w:r>
       </w:hyperlink>
       <w:r>
@@ -1406,15 +1495,13 @@
         <w:t>und</w:t>
       </w:r>
       <w:r>
-        <w:t xml:space="preserve"> Installation von </w:t>
-      </w:r>
-      <w:proofErr w:type="spellStart"/>
-      <w:r>
-        <w:t>Jupyter</w:t>
-      </w:r>
-      <w:proofErr w:type="spellEnd"/>
-      <w:r>
-        <w:t xml:space="preserve"> sehe dir das folgende Video an:</w:t>
+        <w:t xml:space="preserve"> Installation von Jupyter s</w:t>
+      </w:r>
+      <w:r>
+        <w:t>ieh</w:t>
+      </w:r>
+      <w:r>
+        <w:t xml:space="preserve"> dir das folgende Video an:</w:t>
       </w:r>
       <w:r>
         <w:br/>
@@ -1424,7 +1511,19 @@
           <w:rPr>
             <w:rStyle w:val="Hyperlink"/>
           </w:rPr>
-          <w:t>https://youtu.be/suAkMeWJ1yE?si=K90X1-_5LGSxWY5A</w:t>
+          <w:t>https://youtu.be/suAkMeWJ1yE?si=K90X1-_5L</w:t>
+        </w:r>
+        <w:r>
+          <w:rPr>
+            <w:rStyle w:val="Hyperlink"/>
+          </w:rPr>
+          <w:t>G</w:t>
+        </w:r>
+        <w:r>
+          <w:rPr>
+            <w:rStyle w:val="Hyperlink"/>
+          </w:rPr>
+          <w:t>SxWY5A</w:t>
         </w:r>
       </w:hyperlink>
     </w:p>
@@ -1476,7 +1575,19 @@
           <w:rPr>
             <w:rStyle w:val="Hyperlink"/>
           </w:rPr>
-          <w:t>https://github.com/tum-esm/HES-Praktikum.git</w:t>
+          <w:t>https://github.com/tum-esm/HES-Pra</w:t>
+        </w:r>
+        <w:r>
+          <w:rPr>
+            <w:rStyle w:val="Hyperlink"/>
+          </w:rPr>
+          <w:t>k</w:t>
+        </w:r>
+        <w:r>
+          <w:rPr>
+            <w:rStyle w:val="Hyperlink"/>
+          </w:rPr>
+          <w:t>tikum.git</w:t>
         </w:r>
       </w:hyperlink>
     </w:p>
@@ -1555,19 +1666,12 @@
       <w:r>
         <w:t xml:space="preserve"> - Herunterladen des </w:t>
       </w:r>
-      <w:proofErr w:type="spellStart"/>
-      <w:r>
-        <w:t>Github</w:t>
-      </w:r>
-      <w:proofErr w:type="spellEnd"/>
-      <w:r>
-        <w:t xml:space="preserve"> Code </w:t>
-      </w:r>
-      <w:proofErr w:type="spellStart"/>
+      <w:r>
+        <w:t>GitHub-Code-</w:t>
+      </w:r>
       <w:r>
         <w:t>Repositories</w:t>
       </w:r>
-      <w:proofErr w:type="spellEnd"/>
     </w:p>
     <w:p>
       <w:pPr>
@@ -1632,7 +1736,7 @@
         <w:t>₂</w:t>
       </w:r>
       <w:r>
-        <w:t>) macht mit etwa 0,04 % nur einen geringen Anteil der Erdatmosphäre aus. Dennoch hat es eine erhebliche Klimawirkung, da es die von der Erde abgegebene Wärmestrahlung im nahen Infrarotbereich absorbiert und teilweise zurück auf die Erdoberfläche reflektiert – ein Effekt, der als Treibhauseffekt bekannt ist. Ohne diesen natürlichen Treibhauseffekt wäre Leben auf der Erde nicht möglich, da die Durchschnittstemperatur der Erdoberfläche bei etwa -18 °C läge. Durch menschliche Aktivitäten, insbesondere die Verbrennung fossiler Brennstoffe, steigt jedoch die CO</w:t>
+        <w:t>) macht mit etwa 0,04 % nur einen geringen Anteil der Erdatmosphäre aus. Dennoch hat es eine erhebliche Klimawirkung, da es die von der Erde abgegebene Wärmestrahlung im nahen Infrarotbereich absorbiert und teilweise zurück auf die Erdoberfläche reflektiert – ein Effekt, der als Treibhauseffekt bekannt ist. Ohne diesen natürlichen Treibhauseffekt wäre Leben auf der Erde nicht möglich, da die Durchschnittstemperatur der Erdoberfläche bei etwa -18 °C läge. Durch menschliche Aktivitäten, insbesondere die Verbrennung fossiler Brennstoffe, steigt die CO</w:t>
       </w:r>
       <w:r>
         <w:rPr>
@@ -1641,7 +1745,13 @@
         <w:t>₂</w:t>
       </w:r>
       <w:r>
-        <w:t>-Konzentration kontinuierlich an und verstärkt den Treibhauseffekt. Dies führt zu einer globalen Erwärmung mit weitreichenden Folgen für Klima, Wetter und Ökosysteme.</w:t>
+        <w:t>-Konzentration</w:t>
+      </w:r>
+      <w:r>
+        <w:t xml:space="preserve"> jedoch</w:t>
+      </w:r>
+      <w:r>
+        <w:t xml:space="preserve"> kontinuierlich an und verstärkt den Treibhauseffekt. Dies führt zu einer globalen Erwärmung mit weitreichenden Folgen für Klima, Wetter und Ökosysteme.</w:t>
       </w:r>
     </w:p>
     <w:p/>
@@ -1656,7 +1766,18 @@
         <w:t>₂</w:t>
       </w:r>
       <w:r>
-        <w:t xml:space="preserve"> ist essenziell, um natürliche und anthropogene Quellen sowie Senken des Treibhausgases besser zu verstehen. Nur so lassen sich gezielte Maßnahmen zur Reduktion von Emissionen entwickeln und die Auswirkungen des Klimawandels effektiver begrenzen. Eine zentrale Methode zur Bestimmung der CO</w:t>
+        <w:t xml:space="preserve"> ist essenziell, um natürliche und anthropogene Quellen sowie Senken des Treibhausgases besser zu verstehen. Nur so lassen sich gezielte Maßnahmen zur Reduktion von Emissionen entwickeln und die Auswirkungen des Klimawandels </w:t>
+      </w:r>
+      <w:r>
+        <w:t>wirksam</w:t>
+      </w:r>
+      <w:r>
+        <w:t>er begrenzen.</w:t>
+      </w:r>
+    </w:p>
+    <w:p>
+      <w:r>
+        <w:t>Eine zentrale Methode zur Bestimmung der CO</w:t>
       </w:r>
       <w:r>
         <w:rPr>
@@ -1665,7 +1786,25 @@
         <w:t>₂</w:t>
       </w:r>
       <w:r>
-        <w:t>-Konzentration basiert auf dem Lambert-Beer-Gesetz, das die Abschwächung von Lichtintensität durch Absorption beschreibt. CO</w:t>
+        <w:t>-Konzentration basiert auf dem Lambert-Beer-Gesetz, das die Abs</w:t>
+      </w:r>
+      <w:r>
+        <w:t>orption</w:t>
+      </w:r>
+      <w:r>
+        <w:t xml:space="preserve"> </w:t>
+      </w:r>
+      <w:r>
+        <w:t>von</w:t>
+      </w:r>
+      <w:r>
+        <w:t xml:space="preserve"> Licht durch </w:t>
+      </w:r>
+      <w:r>
+        <w:t>CO₂</w:t>
+      </w:r>
+      <w:r>
+        <w:t xml:space="preserve"> beschreibt. CO</w:t>
       </w:r>
       <w:r>
         <w:rPr>
@@ -1674,15 +1813,13 @@
         <w:t>₂</w:t>
       </w:r>
       <w:r>
-        <w:t xml:space="preserve"> absorbiert infrarote Strahlung bei spezifischen Wellenlängen, wodurch seine Konzentration in der Luft durch nicht-</w:t>
-      </w:r>
-      <w:proofErr w:type="spellStart"/>
-      <w:r>
-        <w:t>dispersive</w:t>
-      </w:r>
-      <w:proofErr w:type="spellEnd"/>
-      <w:r>
-        <w:t xml:space="preserve"> Infrarotspektroskopie (NDIR) genau bestimmt werden kann. Diese Methode wird in Laboranalysen, Umweltmessstationen und sogar Satelliten eingesetzt, um den globalen CO</w:t>
+        <w:t xml:space="preserve"> absorbiert infrarote Strahlung bei spezifischen Wellenlängen, wodurch seine Konzentration in der Luft durch nicht-dispersive Infrarotspektroskopie (NDIR) genau bestimmt werden kann. Diese Methode wird in Laboranalysen, Umweltmessstationen und sogar </w:t>
+      </w:r>
+      <w:r>
+        <w:t xml:space="preserve">in </w:t>
+      </w:r>
+      <w:r>
+        <w:t>Satelliten eingesetzt, um den globalen CO</w:t>
       </w:r>
       <w:r>
         <w:rPr>
@@ -1697,21 +1834,23 @@
     <w:p/>
     <w:p>
       <w:r>
-        <w:t xml:space="preserve">Im Praktikum “Hands-On Environmental </w:t>
-      </w:r>
-      <w:proofErr w:type="spellStart"/>
-      <w:r>
-        <w:t>Sensing</w:t>
-      </w:r>
-      <w:proofErr w:type="spellEnd"/>
-      <w:r>
-        <w:t>” werden wir einen Low-</w:t>
-      </w:r>
-      <w:proofErr w:type="spellStart"/>
-      <w:r>
-        <w:t>Cost</w:t>
-      </w:r>
-      <w:proofErr w:type="spellEnd"/>
+        <w:t>Im Praktikum “Hands-On Environmental Sensing” werden wir einen Low-Cost</w:t>
+      </w:r>
+      <w:r>
+        <w:t>-CO₂-</w:t>
+      </w:r>
+      <w:r>
+        <w:t>Sensor in Betrieb nehmen, Daten erfassen und den Sensor charakterisieren. Dabei wird ein Mi</w:t>
+      </w:r>
+      <w:r>
+        <w:t>k</w:t>
+      </w:r>
+      <w:r>
+        <w:t>rocontroller (ESP32-C3) so programmiert, dass er Daten vo</w:t>
+      </w:r>
+      <w:r>
+        <w:t>n einem Temperatur- und Luftfeuchtigkeitssensor sowie einem</w:t>
+      </w:r>
       <w:r>
         <w:t xml:space="preserve"> CO</w:t>
       </w:r>
@@ -1722,22 +1861,28 @@
         <w:t>₂</w:t>
       </w:r>
       <w:r>
-        <w:t xml:space="preserve"> Sensor in Betrieb nehmen, Daten erfassen und den Sensor charakterisieren. Dabei wird ein Microcontroller (ESP32-C3) so programmiert, dass er Daten vo</w:t>
-      </w:r>
-      <w:r>
-        <w:t>n einem Temperatur- und Luftfeuchtigkeitssensors sowie einem</w:t>
-      </w:r>
-      <w:r>
-        <w:t xml:space="preserve"> CO</w:t>
-      </w:r>
-      <w:r>
-        <w:rPr>
-          <w:rFonts w:ascii="Cambria Math" w:hAnsi="Cambria Math" w:cs="Cambria Math"/>
-        </w:rPr>
-        <w:t>₂</w:t>
-      </w:r>
-      <w:r>
-        <w:t xml:space="preserve"> Sensor empfangen und an einen Seriellen Monitor senden sowie auf eine SD-Karte speichern kann. Daraufhin wird eine Messkampagne mit Referenzgasen durchgeführt und damit der Sensor charakterisiert.</w:t>
+        <w:t>-</w:t>
+      </w:r>
+      <w:r>
+        <w:t>Sensor empfangen</w:t>
+      </w:r>
+      <w:r>
+        <w:t>,</w:t>
+      </w:r>
+      <w:r>
+        <w:t xml:space="preserve"> an einen </w:t>
+      </w:r>
+      <w:r>
+        <w:t>s</w:t>
+      </w:r>
+      <w:r>
+        <w:t xml:space="preserve">eriellen Monitor senden </w:t>
+      </w:r>
+      <w:r>
+        <w:t>und</w:t>
+      </w:r>
+      <w:r>
+        <w:t xml:space="preserve"> auf eine SD-Karte speichern kann.</w:t>
       </w:r>
     </w:p>
     <w:p/>
@@ -1791,7 +1936,10 @@
         <w:t>₂</w:t>
       </w:r>
       <w:r>
-        <w:t xml:space="preserve"> Gasmesstechnik</w:t>
+        <w:t>-</w:t>
+      </w:r>
+      <w:r>
+        <w:t>Gasmesstechnik</w:t>
       </w:r>
     </w:p>
     <w:p>
@@ -1903,7 +2051,10 @@
         <w:t>2</w:t>
       </w:r>
       <w:r>
-        <w:t xml:space="preserve"> Sensors und Implementierung der Messroutine</w:t>
+        <w:t>-</w:t>
+      </w:r>
+      <w:r>
+        <w:t>Sensors und Implementierung der Messroutine</w:t>
       </w:r>
     </w:p>
     <w:p>
@@ -1946,7 +2097,31 @@
         <w:t>(45 min)</w:t>
       </w:r>
       <w:r>
-        <w:t xml:space="preserve"> Auswertung und Visualisierung der Daten in Python</w:t>
+        <w:t xml:space="preserve"> Auswertung und Visualisierung </w:t>
+      </w:r>
+      <w:r>
+        <w:t xml:space="preserve">von </w:t>
+      </w:r>
+      <w:r>
+        <w:t>CO</w:t>
+      </w:r>
+      <w:r>
+        <w:rPr>
+          <w:vertAlign w:val="subscript"/>
+        </w:rPr>
+        <w:t>2</w:t>
+      </w:r>
+      <w:r>
+        <w:rPr>
+          <w:vertAlign w:val="subscript"/>
+        </w:rPr>
+        <w:t>-</w:t>
+      </w:r>
+      <w:r>
+        <w:t>Sensordaten</w:t>
+      </w:r>
+      <w:r>
+        <w:t xml:space="preserve"> in Python</w:t>
       </w:r>
     </w:p>
     <w:p>
@@ -1970,7 +2145,13 @@
       <w:bookmarkStart w:id="4" w:name="_Toc193370148"/>
       <w:r>
         <w:lastRenderedPageBreak/>
-        <w:t>Aufgabe 1: Verbindung zum Microcontroller</w:t>
+        <w:t>Aufgabe 1: Verbindung zum Mi</w:t>
+      </w:r>
+      <w:r>
+        <w:t>k</w:t>
+      </w:r>
+      <w:r>
+        <w:t>rocontroller</w:t>
       </w:r>
       <w:bookmarkEnd w:id="4"/>
     </w:p>
@@ -2005,48 +2186,16 @@
           <w:b/>
           <w:bCs/>
         </w:rPr>
-        <w:t xml:space="preserve">„esp32 </w:t>
-      </w:r>
-      <w:proofErr w:type="spellStart"/>
-      <w:r>
+        <w:t>„esp32 by Espressif Systems“.</w:t>
+      </w:r>
+    </w:p>
+    <w:p>
+      <w:pPr>
+        <w:jc w:val="left"/>
         <w:rPr>
           <w:b/>
           <w:bCs/>
         </w:rPr>
-        <w:t>by</w:t>
-      </w:r>
-      <w:proofErr w:type="spellEnd"/>
-      <w:r>
-        <w:rPr>
-          <w:b/>
-          <w:bCs/>
-        </w:rPr>
-        <w:t xml:space="preserve"> </w:t>
-      </w:r>
-      <w:proofErr w:type="spellStart"/>
-      <w:r>
-        <w:rPr>
-          <w:b/>
-          <w:bCs/>
-        </w:rPr>
-        <w:t>Espressif</w:t>
-      </w:r>
-      <w:proofErr w:type="spellEnd"/>
-      <w:r>
-        <w:rPr>
-          <w:b/>
-          <w:bCs/>
-        </w:rPr>
-        <w:t xml:space="preserve"> Systems“.</w:t>
-      </w:r>
-    </w:p>
-    <w:p>
-      <w:pPr>
-        <w:jc w:val="left"/>
-        <w:rPr>
-          <w:b/>
-          <w:bCs/>
-        </w:rPr>
       </w:pPr>
       <w:r>
         <w:t xml:space="preserve">Gehe zu </w:t>
@@ -2056,98 +2205,80 @@
           <w:i/>
           <w:iCs/>
         </w:rPr>
-        <w:t>File &gt;</w:t>
-      </w:r>
-      <w:proofErr w:type="spellStart"/>
+        <w:t>File &gt;Examples &gt;01.Basics &gt;Blink</w:t>
+      </w:r>
       <w:r>
         <w:rPr>
           <w:i/>
           <w:iCs/>
         </w:rPr>
-        <w:t>Examples</w:t>
-      </w:r>
-      <w:proofErr w:type="spellEnd"/>
+        <w:t xml:space="preserve">. </w:t>
+      </w:r>
+      <w:r>
+        <w:t>Ein neues Fenster mit dem Blink</w:t>
+      </w:r>
+      <w:r>
+        <w:t>-</w:t>
+      </w:r>
+      <w:r>
+        <w:t xml:space="preserve">Beispiel </w:t>
+      </w:r>
+      <w:r>
+        <w:t>öffnet</w:t>
+      </w:r>
+      <w:r>
+        <w:t xml:space="preserve"> sich.</w:t>
+      </w:r>
+    </w:p>
+    <w:p/>
+    <w:p>
+      <w:r>
+        <w:rPr>
+          <w:color w:val="C00000"/>
+          <w:u w:val="single"/>
+        </w:rPr>
+        <w:t xml:space="preserve">ToDo </w:t>
+      </w:r>
+      <w:r>
+        <w:rPr>
+          <w:rFonts w:ascii="Apple Color Emoji" w:hAnsi="Apple Color Emoji" w:cs="Apple Color Emoji"/>
+          <w:color w:val="4472C4" w:themeColor="accent1"/>
+        </w:rPr>
+        <w:t>✅</w:t>
+      </w:r>
+      <w:r>
+        <w:rPr>
+          <w:rFonts w:ascii="Apple Color Emoji" w:hAnsi="Apple Color Emoji" w:cs="Apple Color Emoji"/>
+          <w:color w:val="4472C4" w:themeColor="accent1"/>
+        </w:rPr>
+        <w:t xml:space="preserve"> </w:t>
+      </w:r>
+      <w:r>
+        <w:t xml:space="preserve">Verbinde </w:t>
+      </w:r>
+      <w:r>
+        <w:t xml:space="preserve">nun </w:t>
+      </w:r>
+      <w:r>
+        <w:t xml:space="preserve">den Microcontroller mit dem Computer. Wenn der Microcontroller erkannt </w:t>
+      </w:r>
+      <w:r>
+        <w:t>wird,</w:t>
+      </w:r>
+      <w:r>
+        <w:t xml:space="preserve"> kannst du nun </w:t>
+      </w:r>
+      <w:r>
+        <w:t>den entsprechenden PORT und das verwendete BOARD</w:t>
+      </w:r>
+      <w:r>
+        <w:t xml:space="preserve"> </w:t>
+      </w:r>
       <w:r>
         <w:rPr>
           <w:i/>
           <w:iCs/>
         </w:rPr>
-        <w:t xml:space="preserve"> &gt;01.Basics &gt;Blink</w:t>
-      </w:r>
-      <w:r>
-        <w:rPr>
-          <w:i/>
-          <w:iCs/>
-        </w:rPr>
-        <w:t xml:space="preserve">. </w:t>
-      </w:r>
-      <w:r>
-        <w:t>Ein neues Fenster mit dem Blink Beispiel wird sich öffnen.</w:t>
-      </w:r>
-    </w:p>
-    <w:p/>
-    <w:p>
-      <w:proofErr w:type="spellStart"/>
-      <w:r>
-        <w:rPr>
-          <w:color w:val="C00000"/>
-          <w:u w:val="single"/>
-        </w:rPr>
-        <w:t>ToDo</w:t>
-      </w:r>
-      <w:proofErr w:type="spellEnd"/>
-      <w:r>
-        <w:rPr>
-          <w:color w:val="C00000"/>
-          <w:u w:val="single"/>
-        </w:rPr>
-        <w:t xml:space="preserve"> </w:t>
-      </w:r>
-      <w:r>
-        <w:rPr>
-          <w:rFonts w:ascii="Apple Color Emoji" w:hAnsi="Apple Color Emoji" w:cs="Apple Color Emoji"/>
-          <w:color w:val="4472C4" w:themeColor="accent1"/>
-        </w:rPr>
-        <w:t>✅</w:t>
-      </w:r>
-      <w:r>
-        <w:rPr>
-          <w:rFonts w:ascii="Apple Color Emoji" w:hAnsi="Apple Color Emoji" w:cs="Apple Color Emoji"/>
-          <w:color w:val="4472C4" w:themeColor="accent1"/>
-        </w:rPr>
-        <w:t xml:space="preserve"> </w:t>
-      </w:r>
-      <w:proofErr w:type="gramStart"/>
-      <w:r>
-        <w:t>Verbinde</w:t>
-      </w:r>
-      <w:proofErr w:type="gramEnd"/>
-      <w:r>
-        <w:t xml:space="preserve"> </w:t>
-      </w:r>
-      <w:r>
-        <w:t xml:space="preserve">nun </w:t>
-      </w:r>
-      <w:r>
-        <w:t xml:space="preserve">den Microcontroller mit dem Computer. Wenn der Microcontroller erkannt </w:t>
-      </w:r>
-      <w:r>
-        <w:t>wird,</w:t>
-      </w:r>
-      <w:r>
-        <w:t xml:space="preserve"> kannst du nun </w:t>
-      </w:r>
-      <w:r>
-        <w:t>den entsprechenden PORT und das verwendete BOARD</w:t>
-      </w:r>
-      <w:r>
-        <w:t xml:space="preserve"> </w:t>
-      </w:r>
-      <w:r>
-        <w:rPr>
-          <w:i/>
-          <w:iCs/>
-        </w:rPr>
         <w:t xml:space="preserve">„ESP32C3 Dev Module“ </w:t>
       </w:r>
       <w:r>
@@ -2195,13 +2326,8 @@
         </w:rPr>
         <w:t xml:space="preserve"> </w:t>
       </w:r>
-      <w:proofErr w:type="gramStart"/>
-      <w:r>
-        <w:t>Sollte</w:t>
-      </w:r>
-      <w:proofErr w:type="gramEnd"/>
-      <w:r>
-        <w:t xml:space="preserve"> der Microcontroller nicht erkannt oder kein </w:t>
+      <w:r>
+        <w:t xml:space="preserve">Sollte der Microcontroller nicht erkannt oder kein </w:t>
       </w:r>
       <w:r>
         <w:t xml:space="preserve">PORT </w:t>
@@ -2222,23 +2348,7 @@
         <w:t xml:space="preserve">. </w:t>
       </w:r>
       <w:r>
-        <w:t>Im Ordner „</w:t>
-      </w:r>
-      <w:proofErr w:type="spellStart"/>
-      <w:r>
-        <w:t>windows</w:t>
-      </w:r>
-      <w:proofErr w:type="spellEnd"/>
-      <w:r>
-        <w:t xml:space="preserve"> </w:t>
-      </w:r>
-      <w:proofErr w:type="spellStart"/>
-      <w:r>
-        <w:t>treiber</w:t>
-      </w:r>
-      <w:proofErr w:type="spellEnd"/>
-      <w:r>
-        <w:t>“ findest du den richtigen Treiber zur Installation. Entpacke den Ordner und führe die Datei „</w:t>
+        <w:t>Im Ordner „windows treiber“ findest du den richtigen Treiber zur Installation. Entpacke den Ordner und führe die Datei „</w:t>
       </w:r>
       <w:r>
         <w:t>CP210xVCPInstaller_x64.exe</w:t>
@@ -2320,7 +2430,6 @@
         </w:rPr>
       </w:pPr>
       <w:bookmarkStart w:id="5" w:name="OLE_LINK1"/>
-      <w:proofErr w:type="spellStart"/>
       <w:r>
         <w:rPr>
           <w:color w:val="C00000"/>
@@ -2329,7 +2438,6 @@
         <w:t>ToDo</w:t>
       </w:r>
       <w:bookmarkEnd w:id="5"/>
-      <w:proofErr w:type="spellEnd"/>
       <w:r>
         <w:rPr>
           <w:color w:val="C00000"/>
@@ -2351,19 +2459,11 @@
         </w:rPr>
         <w:t xml:space="preserve"> </w:t>
       </w:r>
-      <w:proofErr w:type="gramStart"/>
       <w:r>
         <w:rPr>
           <w:color w:val="000000" w:themeColor="text1"/>
         </w:rPr>
-        <w:t>Verändere</w:t>
-      </w:r>
-      <w:proofErr w:type="gramEnd"/>
-      <w:r>
-        <w:rPr>
-          <w:color w:val="000000" w:themeColor="text1"/>
-        </w:rPr>
-        <w:t xml:space="preserve"> das Blink Beispiel so, dass die LED abwechselnd rot und grün blinkt.</w:t>
+        <w:t>Verändere das Blink Beispiel so, dass die LED abwechselnd rot und grün blinkt.</w:t>
       </w:r>
       <w:r>
         <w:rPr>
@@ -2404,7 +2504,7 @@
         <w:rPr>
           <w:noProof/>
         </w:rPr>
-        <w:object w:dxaOrig="9080" w:dyaOrig="1620" w14:anchorId="7623D904">
+        <w:object w:dxaOrig="9080" w:dyaOrig="1620" w14:anchorId="65F37271">
           <v:shapetype id="_x0000_t75" coordsize="21600,21600" o:spt="75" o:preferrelative="t" path="m@4@5l@4@11@9@11@9@5xe" filled="f" stroked="f">
             <v:stroke joinstyle="miter"/>
             <v:formulas>
@@ -2424,10 +2524,10 @@
             <v:path o:extrusionok="f" gradientshapeok="t" o:connecttype="rect"/>
             <o:lock v:ext="edit" aspectratio="t"/>
           </v:shapetype>
-          <v:shape id="_x0000_i1028" type="#_x0000_t75" alt="" style="width:453.9pt;height:80.85pt;mso-width-percent:0;mso-height-percent:0;mso-width-percent:0;mso-height-percent:0" o:ole="">
+          <v:shape id="_x0000_i1028" type="#_x0000_t75" alt="" style="width:454.15pt;height:81pt;mso-width-percent:0;mso-height-percent:0;mso-width-percent:0;mso-height-percent:0" o:ole="">
             <v:imagedata r:id="rId15" o:title=""/>
           </v:shape>
-          <o:OLEObject Type="Embed" ProgID="Word.Document.12" ShapeID="_x0000_i1028" DrawAspect="Content" ObjectID="_1810729324" r:id="rId16">
+          <o:OLEObject Type="Embed" ProgID="Word.Document.12" ShapeID="_x0000_i1028" DrawAspect="Content" ObjectID="_1839584404" r:id="rId16">
             <o:FieldCodes>\s</o:FieldCodes>
           </o:OLEObject>
         </w:object>
@@ -2451,13 +2551,25 @@
     </w:p>
     <w:p>
       <w:r>
-        <w:t>Verbinde nun den Microcontroller mit dem Temperatur</w:t>
+        <w:t>Verbinde nun den Mi</w:t>
+      </w:r>
+      <w:r>
+        <w:t>k</w:t>
+      </w:r>
+      <w:r>
+        <w:t>rocontroller mit dem Temperatur</w:t>
       </w:r>
       <w:r>
         <w:t>-</w:t>
       </w:r>
       <w:r>
-        <w:t xml:space="preserve"> und Luftfeuchtigkeitssensor AHT20. Die Datenübertragung erfolgt mit I</w:t>
+        <w:t xml:space="preserve"> und Luftfeuchtigkeitssensor AHT20. Die Datenübertragung erfolgt </w:t>
+      </w:r>
+      <w:r>
+        <w:t>über</w:t>
+      </w:r>
+      <w:r>
+        <w:t xml:space="preserve"> I</w:t>
       </w:r>
       <w:r>
         <w:rPr>
@@ -2478,7 +2590,19 @@
         <w:t>)</w:t>
       </w:r>
       <w:r>
-        <w:t xml:space="preserve"> die Datenleitung SDA (Serial Data) und ein Takt SCL (Serial Clock) verbunden werden müssen.</w:t>
+        <w:t xml:space="preserve"> </w:t>
+      </w:r>
+      <w:r>
+        <w:t xml:space="preserve">auch </w:t>
+      </w:r>
+      <w:r>
+        <w:t xml:space="preserve">die Datenleitung SDA (Serial Data) und </w:t>
+      </w:r>
+      <w:r>
+        <w:t>der</w:t>
+      </w:r>
+      <w:r>
+        <w:t xml:space="preserve"> Takt SCL (Serial Clock) verbunden werden müssen.</w:t>
       </w:r>
       <w:r>
         <w:t xml:space="preserve"> Verbinde </w:t>
@@ -2504,7 +2628,10 @@
         <w:t xml:space="preserve"> des Microcontrollers</w:t>
       </w:r>
       <w:r>
-        <w:t>. Diese sind die Default-Pins für I</w:t>
+        <w:t xml:space="preserve"> - die</w:t>
+      </w:r>
+      <w:r>
+        <w:t xml:space="preserve"> Default-Pins für I</w:t>
       </w:r>
       <w:r>
         <w:rPr>
@@ -2513,9 +2640,16 @@
         <w:t>2</w:t>
       </w:r>
       <w:r>
-        <w:t>C ESP32.</w:t>
-      </w:r>
-    </w:p>
+        <w:t>C</w:t>
+      </w:r>
+      <w:r>
+        <w:t xml:space="preserve"> auf dem</w:t>
+      </w:r>
+      <w:r>
+        <w:t xml:space="preserve"> ESP32.</w:t>
+      </w:r>
+    </w:p>
+    <w:p/>
     <w:p>
       <w:pPr>
         <w:jc w:val="left"/>
@@ -2530,21 +2664,19 @@
         </w:rPr>
         <w:t>Sketch &gt;Include Library &gt;</w:t>
       </w:r>
-      <w:proofErr w:type="gramStart"/>
       <w:r>
         <w:rPr>
           <w:i/>
           <w:iCs/>
         </w:rPr>
-        <w:t>Manage</w:t>
-      </w:r>
-      <w:proofErr w:type="gramEnd"/>
+        <w:t xml:space="preserve"> </w:t>
+      </w:r>
       <w:r>
         <w:rPr>
           <w:i/>
           <w:iCs/>
         </w:rPr>
-        <w:t xml:space="preserve"> Libraries</w:t>
+        <w:t>Manage Libraries</w:t>
       </w:r>
       <w:r>
         <w:rPr>
@@ -2568,33 +2700,8 @@
           <w:b/>
           <w:bCs/>
         </w:rPr>
-        <w:t xml:space="preserve">AHT20 </w:t>
-      </w:r>
-      <w:proofErr w:type="spellStart"/>
-      <w:r>
-        <w:rPr>
-          <w:b/>
-          <w:bCs/>
-        </w:rPr>
-        <w:t>by</w:t>
-      </w:r>
-      <w:proofErr w:type="spellEnd"/>
-      <w:r>
-        <w:rPr>
-          <w:b/>
-          <w:bCs/>
-        </w:rPr>
-        <w:t xml:space="preserve"> </w:t>
-      </w:r>
-      <w:proofErr w:type="spellStart"/>
-      <w:r>
-        <w:rPr>
-          <w:b/>
-          <w:bCs/>
-        </w:rPr>
-        <w:t>DFRobot</w:t>
-      </w:r>
-      <w:proofErr w:type="spellEnd"/>
+        <w:t>AHT20 by DFRobot</w:t>
+      </w:r>
       <w:r>
         <w:t xml:space="preserve">“. </w:t>
       </w:r>
@@ -2613,21 +2720,12 @@
           <w:lang w:eastAsia="de-DE"/>
         </w:rPr>
       </w:pPr>
-      <w:proofErr w:type="spellStart"/>
       <w:r>
         <w:rPr>
           <w:color w:val="C00000"/>
           <w:u w:val="single"/>
         </w:rPr>
-        <w:t>ToDo</w:t>
-      </w:r>
-      <w:proofErr w:type="spellEnd"/>
-      <w:r>
-        <w:rPr>
-          <w:color w:val="C00000"/>
-          <w:u w:val="single"/>
-        </w:rPr>
-        <w:t xml:space="preserve"> </w:t>
+        <w:t xml:space="preserve">ToDo </w:t>
       </w:r>
       <w:r>
         <w:rPr>
@@ -2651,49 +2749,47 @@
           <w:i/>
           <w:iCs/>
         </w:rPr>
-        <w:t>File &gt;</w:t>
-      </w:r>
-      <w:proofErr w:type="spellStart"/>
+        <w:t>File &gt;Examples &gt;DFRobot_AHT20 &gt;readAHT20</w:t>
+      </w:r>
       <w:r>
         <w:rPr>
           <w:i/>
           <w:iCs/>
         </w:rPr>
-        <w:t>Examples</w:t>
-      </w:r>
-      <w:proofErr w:type="spellEnd"/>
+        <w:t xml:space="preserve">. </w:t>
+      </w:r>
+      <w:r>
+        <w:t xml:space="preserve">Ein neuer Sketch mit Beispielcode zum Auslesen des Sensors </w:t>
+      </w:r>
+      <w:r>
+        <w:t>öffnet sich</w:t>
+      </w:r>
+      <w:r>
+        <w:t>. Lade den Beispielcode hoch, um die Verbindung zum Sensor zu testen.</w:t>
+      </w:r>
+      <w:r>
+        <w:t xml:space="preserve"> Öffne zum Anzeigen der Messdaten </w:t>
+      </w:r>
       <w:r>
         <w:rPr>
           <w:i/>
           <w:iCs/>
         </w:rPr>
-        <w:t xml:space="preserve"> &gt;DFRobot_AHT20 &gt;readAHT20</w:t>
+        <w:t>Tools</w:t>
       </w:r>
       <w:r>
         <w:rPr>
           <w:i/>
           <w:iCs/>
         </w:rPr>
-        <w:t xml:space="preserve">. </w:t>
-      </w:r>
-      <w:r>
-        <w:t xml:space="preserve">Ein neuer Sketch mit Beispielcode zum Auslesen des Sensors </w:t>
-      </w:r>
-      <w:r>
-        <w:t>öffnet sich</w:t>
-      </w:r>
-      <w:r>
-        <w:t>. Lade den Beispielcode hoch, um die Verbindung zum Sensor zu testen.</w:t>
-      </w:r>
-      <w:r>
-        <w:t xml:space="preserve"> Öffne zum Anzeigen der Messdaten </w:t>
+        <w:t xml:space="preserve"> </w:t>
       </w:r>
       <w:r>
         <w:rPr>
           <w:i/>
           <w:iCs/>
         </w:rPr>
-        <w:t xml:space="preserve">Tools&gt; Serial </w:t>
+        <w:t xml:space="preserve">&gt; Serial </w:t>
       </w:r>
       <w:r>
         <w:rPr>
@@ -2703,12 +2799,23 @@
         <w:t xml:space="preserve">Monitor </w:t>
       </w:r>
       <w:r>
-        <w:t>und stelle die baud-Rate auf 115200 (Datenübertragungsgeschwindigkeit der Seriellen Verbindung).</w:t>
+        <w:t xml:space="preserve">und stelle die </w:t>
+      </w:r>
+      <w:r>
+        <w:t>B</w:t>
+      </w:r>
+      <w:r>
+        <w:t xml:space="preserve">aud-Rate auf 115200 (Datenübertragungsgeschwindigkeit der </w:t>
+      </w:r>
+      <w:r>
+        <w:t>s</w:t>
+      </w:r>
+      <w:r>
+        <w:t>eriellen Verbindung).</w:t>
       </w:r>
       <w:r>
         <w:t xml:space="preserve"> Dieser Wert kann in der Funktion </w:t>
       </w:r>
-      <w:proofErr w:type="spellStart"/>
       <w:r>
         <w:rPr>
           <w:rFonts w:ascii="Menlo" w:eastAsia="Times New Roman" w:hAnsi="Menlo" w:cs="Menlo"/>
@@ -2739,7 +2846,6 @@
         </w:rPr>
         <w:t>begin</w:t>
       </w:r>
-      <w:proofErr w:type="spellEnd"/>
       <w:r>
         <w:rPr>
           <w:rFonts w:ascii="Menlo" w:eastAsia="Times New Roman" w:hAnsi="Menlo" w:cs="Menlo"/>
@@ -2781,7 +2887,10 @@
         <w:t xml:space="preserve"> </w:t>
       </w:r>
       <w:r>
-        <w:t>definiert werden.</w:t>
+        <w:t>festgelegt</w:t>
+      </w:r>
+      <w:r>
+        <w:t xml:space="preserve"> werden.</w:t>
       </w:r>
     </w:p>
     <w:p>
@@ -2808,7 +2917,13 @@
         <w:t>wollen</w:t>
       </w:r>
       <w:r>
-        <w:t xml:space="preserve"> wir die Messwerte gerne als Liniengraph am Computer darstellen. Hierzu bietet die Arduino IDE einen Serial Plotter</w:t>
+        <w:t xml:space="preserve"> wir die Messwerte gerne als Liniengra</w:t>
+      </w:r>
+      <w:r>
+        <w:t>fik</w:t>
+      </w:r>
+      <w:r>
+        <w:t xml:space="preserve"> am Computer darstellen. Hierzu bietet die Arduino IDE einen Serial Plotter</w:t>
       </w:r>
       <w:r>
         <w:t xml:space="preserve"> unter </w:t>
@@ -2818,13 +2933,27 @@
           <w:i/>
           <w:iCs/>
         </w:rPr>
-        <w:t>Tools&gt; Serial Plotter</w:t>
+        <w:t>Tools</w:t>
       </w:r>
       <w:r>
         <w:rPr>
           <w:i/>
           <w:iCs/>
         </w:rPr>
+        <w:t xml:space="preserve"> </w:t>
+      </w:r>
+      <w:r>
+        <w:rPr>
+          <w:i/>
+          <w:iCs/>
+        </w:rPr>
+        <w:t>&gt; Serial Plotter</w:t>
+      </w:r>
+      <w:r>
+        <w:rPr>
+          <w:i/>
+          <w:iCs/>
+        </w:rPr>
         <w:t xml:space="preserve">. </w:t>
       </w:r>
       <w:r>
@@ -2837,23 +2966,7 @@
         <w:t xml:space="preserve"> um die Daten zu visualisieren.</w:t>
       </w:r>
       <w:r>
-        <w:t xml:space="preserve"> Mit einem </w:t>
-      </w:r>
-      <w:proofErr w:type="spellStart"/>
-      <w:r>
-        <w:t>tabspace</w:t>
-      </w:r>
-      <w:proofErr w:type="spellEnd"/>
-      <w:r>
-        <w:t xml:space="preserve"> („\t“) werden die mehrere Variablen in einer Zeile getrennt. Mit dem </w:t>
-      </w:r>
-      <w:proofErr w:type="spellStart"/>
-      <w:r>
-        <w:t>zeilenumbruch</w:t>
-      </w:r>
-      <w:proofErr w:type="spellEnd"/>
-      <w:r>
-        <w:t xml:space="preserve"> („\n“) wird ein neuer Schritt auf der x-Achse erzeugt.</w:t>
+        <w:t xml:space="preserve"> Mit einem tabspace („\t“) werden die mehrere Variablen in einer Zeile getrennt. Mit dem zeilenumbruch („\n“) wird ein neuer Schritt auf der x-Achse erzeugt.</w:t>
       </w:r>
     </w:p>
     <w:p>
@@ -2865,21 +2978,12 @@
       <w:pPr>
         <w:jc w:val="left"/>
       </w:pPr>
-      <w:proofErr w:type="spellStart"/>
       <w:r>
         <w:rPr>
           <w:color w:val="C00000"/>
           <w:u w:val="single"/>
         </w:rPr>
-        <w:t>ToDo</w:t>
-      </w:r>
-      <w:proofErr w:type="spellEnd"/>
-      <w:r>
-        <w:rPr>
-          <w:color w:val="C00000"/>
-          <w:u w:val="single"/>
-        </w:rPr>
-        <w:t xml:space="preserve"> </w:t>
+        <w:t xml:space="preserve">ToDo </w:t>
       </w:r>
       <w:r>
         <w:rPr>
@@ -2895,24 +2999,35 @@
         </w:rPr>
         <w:t xml:space="preserve"> </w:t>
       </w:r>
-      <w:proofErr w:type="gramStart"/>
-      <w:r>
-        <w:t>Verändere</w:t>
-      </w:r>
-      <w:proofErr w:type="gramEnd"/>
-      <w:r>
-        <w:t xml:space="preserve"> den Beispielcode so, dass die Temperatur (in °C) und die Luftfeuchtigkeit (in %</w:t>
-      </w:r>
-      <w:proofErr w:type="spellStart"/>
-      <w:r>
-        <w:t>rH</w:t>
-      </w:r>
-      <w:proofErr w:type="spellEnd"/>
-      <w:r>
-        <w:t>) im Serial Plotter dargestellt werden kann.</w:t>
-      </w:r>
-      <w:r>
-        <w:t xml:space="preserve"> Überprüfe wie sich der Temperatur- und Luftfeuchtigkeitswert verändert, wenn du z.B.: auf den Sensor atmest.</w:t>
+      <w:r>
+        <w:t>Verändere den Beispielcode so, dass die Temperatur (in °C) und die Luftfeuchtigkeit (in %rH) im Serial Plotter dargestellt werden kann.</w:t>
+      </w:r>
+      <w:r>
+        <w:t xml:space="preserve"> Überprüfe</w:t>
+      </w:r>
+      <w:r>
+        <w:t>,</w:t>
+      </w:r>
+      <w:r>
+        <w:t xml:space="preserve"> wie sich d</w:t>
+      </w:r>
+      <w:r>
+        <w:t>ie</w:t>
+      </w:r>
+      <w:r>
+        <w:t xml:space="preserve"> Temperatur- und Luftfeuchtigkeitswert</w:t>
+      </w:r>
+      <w:r>
+        <w:t>e</w:t>
+      </w:r>
+      <w:r>
+        <w:t xml:space="preserve"> </w:t>
+      </w:r>
+      <w:r>
+        <w:t>ändern</w:t>
+      </w:r>
+      <w:r>
+        <w:t>, wenn du z.B. auf den Sensor atmest.</w:t>
       </w:r>
     </w:p>
     <w:p>
@@ -2921,7 +3036,7 @@
       </w:pPr>
       <w:r>
         <w:lastRenderedPageBreak/>
-        <w:t>Speichere den Code zu dieser Aufgabe als neuen Sketch im Code-Ordner des Praktikums.</w:t>
+        <w:t>Speichere den Code dieser Aufgabe als neuen Sketch im Code-Ordner des Praktikums.</w:t>
       </w:r>
     </w:p>
     <w:p>
@@ -2937,11 +3052,11 @@
         <w:rPr>
           <w:noProof/>
         </w:rPr>
-        <w:object w:dxaOrig="9080" w:dyaOrig="1380" w14:anchorId="74D5186B">
-          <v:shape id="_x0000_i1027" type="#_x0000_t75" alt="" style="width:453.9pt;height:68.85pt;mso-width-percent:0;mso-height-percent:0;mso-width-percent:0;mso-height-percent:0" o:ole="">
+        <w:object w:dxaOrig="9080" w:dyaOrig="1380" w14:anchorId="5F843850">
+          <v:shape id="_x0000_i1027" type="#_x0000_t75" alt="" style="width:454.15pt;height:69.25pt;mso-width-percent:0;mso-height-percent:0;mso-width-percent:0;mso-height-percent:0" o:ole="">
             <v:imagedata r:id="rId17" o:title=""/>
           </v:shape>
-          <o:OLEObject Type="Embed" ProgID="Word.Document.12" ShapeID="_x0000_i1027" DrawAspect="Content" ObjectID="_1810729325" r:id="rId18">
+          <o:OLEObject Type="Embed" ProgID="Word.Document.12" ShapeID="_x0000_i1027" DrawAspect="Content" ObjectID="_1839584405" r:id="rId18">
             <o:FieldCodes>\s</o:FieldCodes>
           </o:OLEObject>
         </w:object>
@@ -2950,7 +3065,13 @@
     <w:p>
       <w:bookmarkStart w:id="8" w:name="_Toc193370151"/>
       <w:r>
-        <w:t xml:space="preserve">GPIO 8 wird auch für den Betrieb der internen RGB LED verwendet (siehe </w:t>
+        <w:t>GPIO 8 wird auch für den Betrieb der internen RGB</w:t>
+      </w:r>
+      <w:r>
+        <w:t>-</w:t>
+      </w:r>
+      <w:r>
+        <w:t xml:space="preserve">LED verwendet (siehe </w:t>
       </w:r>
       <w:r>
         <w:fldChar w:fldCharType="begin"/>
@@ -3033,7 +3154,13 @@
         <w:t>2</w:t>
       </w:r>
       <w:r>
-        <w:t>C Pins und eine Re-Initialisierung des I</w:t>
+        <w:t>C</w:t>
+      </w:r>
+      <w:r>
+        <w:t>-</w:t>
+      </w:r>
+      <w:r>
+        <w:t>Pins und eine Re-Initialisierung des I</w:t>
       </w:r>
       <w:r>
         <w:rPr>
@@ -3042,7 +3169,13 @@
         <w:t>2</w:t>
       </w:r>
       <w:r>
-        <w:t>C Interfaces erforderlich.</w:t>
+        <w:t>C</w:t>
+      </w:r>
+      <w:r>
+        <w:t>-</w:t>
+      </w:r>
+      <w:r>
+        <w:t>Interfaces erforderlich.</w:t>
       </w:r>
     </w:p>
     <w:bookmarkStart w:id="9" w:name="_MON_1808738033"/>
@@ -3055,11 +3188,11 @@
         <w:rPr>
           <w:noProof/>
         </w:rPr>
-        <w:object w:dxaOrig="9080" w:dyaOrig="2440" w14:anchorId="3B80F1D5">
-          <v:shape id="_x0000_i1026" type="#_x0000_t75" alt="" style="width:453.9pt;height:122.1pt;mso-width-percent:0;mso-height-percent:0;mso-width-percent:0;mso-height-percent:0" o:ole="">
+        <w:object w:dxaOrig="9080" w:dyaOrig="2440" w14:anchorId="19205621">
+          <v:shape id="_x0000_i1026" type="#_x0000_t75" alt="" style="width:454.15pt;height:121.85pt;mso-width-percent:0;mso-height-percent:0;mso-width-percent:0;mso-height-percent:0" o:ole="">
             <v:imagedata r:id="rId19" o:title=""/>
           </v:shape>
-          <o:OLEObject Type="Embed" ProgID="Word.Document.12" ShapeID="_x0000_i1026" DrawAspect="Content" ObjectID="_1810729326" r:id="rId20">
+          <o:OLEObject Type="Embed" ProgID="Word.Document.12" ShapeID="_x0000_i1026" DrawAspect="Content" ObjectID="_1839584406" r:id="rId20">
             <o:FieldCodes>\s</o:FieldCodes>
           </o:OLEObject>
         </w:object>
@@ -3074,21 +3207,228 @@
       <w:pPr>
         <w:jc w:val="left"/>
       </w:pPr>
-      <w:proofErr w:type="spellStart"/>
       <w:r>
         <w:rPr>
           <w:color w:val="C00000"/>
           <w:u w:val="single"/>
         </w:rPr>
-        <w:t>ToDo</w:t>
-      </w:r>
-      <w:proofErr w:type="spellEnd"/>
+        <w:t xml:space="preserve">ToDo </w:t>
+      </w:r>
+      <w:r>
+        <w:rPr>
+          <w:rFonts w:ascii="Apple Color Emoji" w:hAnsi="Apple Color Emoji" w:cs="Apple Color Emoji"/>
+          <w:color w:val="4472C4" w:themeColor="accent1"/>
+        </w:rPr>
+        <w:t>✅</w:t>
+      </w:r>
+      <w:r>
+        <w:rPr>
+          <w:rFonts w:ascii="Apple Color Emoji" w:hAnsi="Apple Color Emoji" w:cs="Apple Color Emoji"/>
+          <w:color w:val="4472C4" w:themeColor="accent1"/>
+        </w:rPr>
+        <w:t xml:space="preserve"> </w:t>
+      </w:r>
+      <w:r>
+        <w:t>Ändere die Verdrahtung der I</w:t>
+      </w:r>
+      <w:r>
+        <w:rPr>
+          <w:vertAlign w:val="superscript"/>
+        </w:rPr>
+        <w:t>2</w:t>
+      </w:r>
+      <w:r>
+        <w:t>C Pins</w:t>
+      </w:r>
+      <w:r>
+        <w:t xml:space="preserve"> </w:t>
+      </w:r>
+      <w:r>
+        <w:t xml:space="preserve">und ändere den Code wie </w:t>
+      </w:r>
+      <w:r>
+        <w:t>beschrieben,</w:t>
+      </w:r>
+      <w:r>
+        <w:t xml:space="preserve"> um in weiterer Folge GPIO 0 und GPIO 1 für die I</w:t>
+      </w:r>
+      <w:r>
+        <w:rPr>
+          <w:vertAlign w:val="superscript"/>
+        </w:rPr>
+        <w:t>2</w:t>
+      </w:r>
+      <w:r>
+        <w:t>C Verbindung zu verwenden.</w:t>
+      </w:r>
+    </w:p>
+    <w:bookmarkEnd w:id="8"/>
+    <w:p/>
+    <w:p>
+      <w:pPr>
+        <w:pStyle w:val="berschrift1"/>
+      </w:pPr>
+      <w:bookmarkStart w:id="10" w:name="_Toc193370153"/>
+      <w:r>
+        <w:t xml:space="preserve">Aufgabe </w:t>
+      </w:r>
+      <w:r>
+        <w:t>3</w:t>
+      </w:r>
+      <w:r>
+        <w:t xml:space="preserve">: </w:t>
+      </w:r>
+      <w:r>
+        <w:t>Inbetriebnahme des CO</w:t>
+      </w:r>
+      <w:r>
+        <w:rPr>
+          <w:vertAlign w:val="subscript"/>
+        </w:rPr>
+        <w:t>2</w:t>
+      </w:r>
+      <w:r>
+        <w:t>-</w:t>
+      </w:r>
+      <w:r>
+        <w:t>Sensors</w:t>
+      </w:r>
+      <w:bookmarkEnd w:id="10"/>
+    </w:p>
+    <w:p>
+      <w:r>
+        <w:t xml:space="preserve">Als </w:t>
+      </w:r>
+      <w:r>
+        <w:t>nächsten</w:t>
+      </w:r>
+      <w:r>
+        <w:t xml:space="preserve"> Baustein des Systems nehmen wir nun den CO</w:t>
+      </w:r>
+      <w:r>
+        <w:rPr>
+          <w:vertAlign w:val="subscript"/>
+        </w:rPr>
+        <w:t>2</w:t>
+      </w:r>
+      <w:r>
+        <w:t>-</w:t>
+      </w:r>
+      <w:r>
+        <w:t xml:space="preserve">Sensor in Betrieb. Verbinde hierzu </w:t>
+      </w:r>
+      <w:r>
+        <w:t xml:space="preserve">den </w:t>
+      </w:r>
+      <w:r>
+        <w:t xml:space="preserve">den </w:t>
+      </w:r>
+      <w:r>
+        <w:rPr>
+          <w:b/>
+          <w:bCs/>
+        </w:rPr>
+        <w:t>EN (Enable) Pin mit GPIO 3</w:t>
+      </w:r>
+      <w:r>
+        <w:t xml:space="preserve"> und den </w:t>
+      </w:r>
+      <w:r>
+        <w:rPr>
+          <w:b/>
+          <w:bCs/>
+        </w:rPr>
+        <w:t>RDY (Ready) Pin mit GPIO 2</w:t>
+      </w:r>
+      <w:r>
+        <w:t>.</w:t>
+      </w:r>
+      <w:r>
+        <w:t xml:space="preserve"> Der Sensor wir</w:t>
+      </w:r>
+      <w:r>
+        <w:t>d</w:t>
+      </w:r>
+      <w:r>
+        <w:t xml:space="preserve"> auch über I</w:t>
+      </w:r>
+      <w:r>
+        <w:rPr>
+          <w:vertAlign w:val="superscript"/>
+        </w:rPr>
+        <w:t>2</w:t>
+      </w:r>
+      <w:r>
+        <w:t xml:space="preserve">C ausgelesen und </w:t>
+      </w:r>
+      <w:r>
+        <w:t>lässt sich</w:t>
+      </w:r>
+      <w:r>
+        <w:t xml:space="preserve"> </w:t>
+      </w:r>
+      <w:r>
+        <w:t>einfach mit den SCL- und SDA-Pins des Temperatur- und Luftfeuchtigkeitssensors verb</w:t>
+      </w:r>
+      <w:r>
+        <w:t>in</w:t>
+      </w:r>
+      <w:r>
+        <w:t>den (Bus-Topologie).</w:t>
+      </w:r>
+    </w:p>
+    <w:p>
+      <w:r>
+        <w:fldChar w:fldCharType="begin"/>
+      </w:r>
+      <w:r>
+        <w:instrText xml:space="preserve"> REF _Ref192773920 \h </w:instrText>
+      </w:r>
+      <w:r>
+        <w:fldChar w:fldCharType="separate"/>
+      </w:r>
+      <w:r>
+        <w:t xml:space="preserve">Abbildung </w:t>
+      </w:r>
+      <w:r>
+        <w:rPr>
+          <w:noProof/>
+        </w:rPr>
+        <w:t>1</w:t>
+      </w:r>
+      <w:r>
+        <w:fldChar w:fldCharType="end"/>
+      </w:r>
+      <w:r>
+        <w:t xml:space="preserve"> </w:t>
+      </w:r>
+      <w:r>
+        <w:t>zeig</w:t>
+      </w:r>
+      <w:r>
+        <w:t>t de</w:t>
+      </w:r>
+      <w:r>
+        <w:t>n</w:t>
+      </w:r>
+      <w:r>
+        <w:t xml:space="preserve"> Mi</w:t>
+      </w:r>
+      <w:r>
+        <w:t>k</w:t>
+      </w:r>
+      <w:r>
+        <w:t>rocontroller und die verwendeten Pins.</w:t>
+      </w:r>
+    </w:p>
+    <w:p/>
+    <w:p>
       <w:r>
         <w:rPr>
           <w:color w:val="C00000"/>
           <w:u w:val="single"/>
         </w:rPr>
-        <w:t xml:space="preserve"> </w:t>
+        <w:t xml:space="preserve">ToDo </w:t>
       </w:r>
       <w:r>
         <w:rPr>
@@ -3104,225 +3444,17 @@
         </w:rPr>
         <w:t xml:space="preserve"> </w:t>
       </w:r>
-      <w:proofErr w:type="gramStart"/>
-      <w:r>
-        <w:t>Ändere</w:t>
-      </w:r>
-      <w:proofErr w:type="gramEnd"/>
-      <w:r>
-        <w:t xml:space="preserve"> die Verdrahtung der I</w:t>
-      </w:r>
-      <w:r>
-        <w:rPr>
-          <w:vertAlign w:val="superscript"/>
-        </w:rPr>
-        <w:t>2</w:t>
-      </w:r>
-      <w:r>
-        <w:t>C Pins</w:t>
-      </w:r>
-      <w:r>
-        <w:t xml:space="preserve"> </w:t>
-      </w:r>
-      <w:r>
-        <w:t xml:space="preserve">und ändere den Code wie </w:t>
-      </w:r>
-      <w:r>
-        <w:t>beschrieben,</w:t>
-      </w:r>
-      <w:r>
-        <w:t xml:space="preserve"> um in weiterer Folge GPIO 0 und GPIO 1 für die I</w:t>
-      </w:r>
-      <w:r>
-        <w:rPr>
-          <w:vertAlign w:val="superscript"/>
-        </w:rPr>
-        <w:t>2</w:t>
-      </w:r>
-      <w:r>
-        <w:t>C Verbindung zu verwenden.</w:t>
-      </w:r>
-    </w:p>
-    <w:bookmarkEnd w:id="8"/>
-    <w:p/>
-    <w:p>
-      <w:pPr>
-        <w:pStyle w:val="berschrift1"/>
-      </w:pPr>
-      <w:bookmarkStart w:id="10" w:name="_Toc193370153"/>
-      <w:r>
-        <w:t xml:space="preserve">Aufgabe </w:t>
-      </w:r>
-      <w:r>
-        <w:t>3</w:t>
-      </w:r>
-      <w:r>
-        <w:t xml:space="preserve">: </w:t>
-      </w:r>
-      <w:r>
-        <w:t>Inbetriebnahme des CO</w:t>
-      </w:r>
-      <w:r>
-        <w:rPr>
-          <w:vertAlign w:val="subscript"/>
-        </w:rPr>
-        <w:t>2</w:t>
-      </w:r>
-      <w:r>
-        <w:t xml:space="preserve"> Sensors</w:t>
-      </w:r>
-      <w:bookmarkEnd w:id="10"/>
-    </w:p>
-    <w:p>
-      <w:r>
-        <w:t xml:space="preserve">Als </w:t>
-      </w:r>
-      <w:r>
-        <w:t>nächsten</w:t>
-      </w:r>
-      <w:r>
-        <w:t xml:space="preserve"> Baustein des Systems nehmen wir nun den CO</w:t>
-      </w:r>
-      <w:r>
-        <w:rPr>
-          <w:vertAlign w:val="subscript"/>
-        </w:rPr>
-        <w:t>2</w:t>
-      </w:r>
-      <w:r>
-        <w:t xml:space="preserve"> Sensor in Betrieb. Verbinde hierzu </w:t>
-      </w:r>
-      <w:r>
-        <w:t xml:space="preserve">den </w:t>
-      </w:r>
-      <w:proofErr w:type="spellStart"/>
-      <w:r>
-        <w:t>den</w:t>
-      </w:r>
-      <w:proofErr w:type="spellEnd"/>
-      <w:r>
-        <w:t xml:space="preserve"> </w:t>
-      </w:r>
-      <w:r>
-        <w:rPr>
-          <w:b/>
-          <w:bCs/>
-        </w:rPr>
-        <w:t>EN (</w:t>
-      </w:r>
-      <w:proofErr w:type="spellStart"/>
-      <w:r>
-        <w:rPr>
-          <w:b/>
-          <w:bCs/>
-        </w:rPr>
-        <w:t>Enable</w:t>
-      </w:r>
-      <w:proofErr w:type="spellEnd"/>
-      <w:r>
-        <w:rPr>
-          <w:b/>
-          <w:bCs/>
-        </w:rPr>
-        <w:t>) Pin mit GPIO 3</w:t>
-      </w:r>
-      <w:r>
-        <w:t xml:space="preserve"> und den </w:t>
-      </w:r>
-      <w:r>
-        <w:rPr>
-          <w:b/>
-          <w:bCs/>
-        </w:rPr>
-        <w:t>RDY (Ready) Pin mit GPIO 2</w:t>
-      </w:r>
-      <w:r>
-        <w:t>.</w:t>
-      </w:r>
-      <w:r>
-        <w:t xml:space="preserve"> Der Sensor wir auch über I</w:t>
-      </w:r>
-      <w:r>
-        <w:rPr>
-          <w:vertAlign w:val="superscript"/>
-        </w:rPr>
-        <w:t>2</w:t>
-      </w:r>
-      <w:r>
-        <w:t xml:space="preserve">C ausgelesen und kann </w:t>
-      </w:r>
-      <w:r>
-        <w:t>einfach mit den SCL- und SDA-Pins des Temperatur- und Luftfeuchtigkeitssensors verbunden werden (Bus-Topologie).</w:t>
-      </w:r>
-    </w:p>
-    <w:p>
-      <w:r>
-        <w:fldChar w:fldCharType="begin"/>
-      </w:r>
-      <w:r>
-        <w:instrText xml:space="preserve"> REF _Ref192773920 \h </w:instrText>
-      </w:r>
-      <w:r>
-        <w:fldChar w:fldCharType="separate"/>
-      </w:r>
-      <w:r>
-        <w:t xml:space="preserve">Abbildung </w:t>
-      </w:r>
-      <w:r>
-        <w:rPr>
-          <w:noProof/>
-        </w:rPr>
-        <w:t>1</w:t>
-      </w:r>
-      <w:r>
-        <w:fldChar w:fldCharType="end"/>
-      </w:r>
-      <w:r>
-        <w:t xml:space="preserve"> ist der Microcontroller und die verwendeten Pins dargestellt.</w:t>
-      </w:r>
-    </w:p>
-    <w:p/>
-    <w:p>
-      <w:proofErr w:type="spellStart"/>
-      <w:r>
-        <w:rPr>
-          <w:color w:val="C00000"/>
-          <w:u w:val="single"/>
-        </w:rPr>
-        <w:t>ToDo</w:t>
-      </w:r>
-      <w:proofErr w:type="spellEnd"/>
-      <w:r>
-        <w:rPr>
-          <w:color w:val="C00000"/>
-          <w:u w:val="single"/>
-        </w:rPr>
-        <w:t xml:space="preserve"> </w:t>
-      </w:r>
-      <w:r>
-        <w:rPr>
-          <w:rFonts w:ascii="Apple Color Emoji" w:hAnsi="Apple Color Emoji" w:cs="Apple Color Emoji"/>
-          <w:color w:val="4472C4" w:themeColor="accent1"/>
-        </w:rPr>
-        <w:t>✅</w:t>
-      </w:r>
-      <w:r>
-        <w:rPr>
-          <w:rFonts w:ascii="Apple Color Emoji" w:hAnsi="Apple Color Emoji" w:cs="Apple Color Emoji"/>
-          <w:color w:val="4472C4" w:themeColor="accent1"/>
-        </w:rPr>
-        <w:t xml:space="preserve"> </w:t>
-      </w:r>
-      <w:proofErr w:type="gramStart"/>
-      <w:r>
-        <w:t>Öffne</w:t>
-      </w:r>
-      <w:proofErr w:type="gramEnd"/>
-      <w:r>
-        <w:t xml:space="preserve"> nun den </w:t>
-      </w:r>
-      <w:r>
-        <w:t xml:space="preserve">im Repository zur Verfügung gestellten </w:t>
+      <w:r>
+        <w:t xml:space="preserve">Öffne nun den </w:t>
+      </w:r>
+      <w:r>
+        <w:t xml:space="preserve">im Repository </w:t>
+      </w:r>
+      <w:r>
+        <w:t>bereit</w:t>
+      </w:r>
+      <w:r>
+        <w:t xml:space="preserve">gestellten </w:t>
       </w:r>
       <w:r>
         <w:t xml:space="preserve">Sketch </w:t>
@@ -3351,7 +3483,10 @@
         <w:t>2</w:t>
       </w:r>
       <w:r>
-        <w:t xml:space="preserve"> Sensor.</w:t>
+        <w:t>-</w:t>
+      </w:r>
+      <w:r>
+        <w:t>Sensor.</w:t>
       </w:r>
     </w:p>
     <w:p>
@@ -3430,13 +3565,8 @@
       </w:fldSimple>
       <w:bookmarkEnd w:id="11"/>
       <w:r>
-        <w:t xml:space="preserve"> – Übersicht über alle GPIOs und ihre Verwendung am ESP32C3 </w:t>
-      </w:r>
-      <w:proofErr w:type="spellStart"/>
-      <w:r>
-        <w:t>Devkit</w:t>
-      </w:r>
-      <w:proofErr w:type="spellEnd"/>
+        <w:t xml:space="preserve"> – Übersicht über alle GPIOs und ihre Verwendung am ESP32C3 Devkit</w:t>
+      </w:r>
     </w:p>
     <w:p>
       <w:pPr>
@@ -3464,23 +3594,19 @@
     </w:p>
     <w:p>
       <w:r>
-        <w:t xml:space="preserve">Verbinde nun die SD-Karte mit dem Microcontroller. Sie benötigt wiederum eine Spannungsversorgung (3V) und wird </w:t>
-      </w:r>
-      <w:proofErr w:type="gramStart"/>
-      <w:r>
-        <w:t>mittels SPI-Bus</w:t>
-      </w:r>
-      <w:proofErr w:type="gramEnd"/>
-      <w:r>
-        <w:t xml:space="preserve"> (Serial </w:t>
-      </w:r>
-      <w:proofErr w:type="spellStart"/>
-      <w:r>
-        <w:t>Peripherial</w:t>
-      </w:r>
-      <w:proofErr w:type="spellEnd"/>
-      <w:r>
-        <w:t xml:space="preserve"> Interface) verbunden. Dieser benötigt jedoch im Gegensatz zu I</w:t>
+        <w:t>Verbinde nun die SD-Karte mit dem Mi</w:t>
+      </w:r>
+      <w:r>
+        <w:t>k</w:t>
+      </w:r>
+      <w:r>
+        <w:t>rocontroller. Sie benötigt wiederum eine Spannungsversorgung (3</w:t>
+      </w:r>
+      <w:r>
+        <w:t xml:space="preserve"> </w:t>
+      </w:r>
+      <w:r>
+        <w:t>V) und wird mittels SPI-Bus (Serial Peripheral Interface) verbunden. Dieser benötigt jedoch im Gegensatz zu I</w:t>
       </w:r>
       <w:r>
         <w:rPr>
@@ -3536,16 +3662,11 @@
       <w:r>
         <w:t>Öffne den Beispielcode „</w:t>
       </w:r>
-      <w:proofErr w:type="spellStart"/>
       <w:r>
         <w:t>sd_c</w:t>
       </w:r>
       <w:r>
-        <w:t>ard.ino</w:t>
-      </w:r>
-      <w:proofErr w:type="spellEnd"/>
-      <w:r>
-        <w:t xml:space="preserve">“ aus dem </w:t>
+        <w:t xml:space="preserve">ard.ino“ aus dem </w:t>
       </w:r>
       <w:r>
         <w:rPr>
@@ -3570,23 +3691,21 @@
           <w:i/>
           <w:iCs/>
         </w:rPr>
-        <w:t>Sketch &gt;Include Library &gt;</w:t>
-      </w:r>
-      <w:proofErr w:type="gramStart"/>
+        <w:t>Sketch &gt;</w:t>
+      </w:r>
       <w:r>
         <w:rPr>
           <w:i/>
           <w:iCs/>
         </w:rPr>
-        <w:t>Manage</w:t>
-      </w:r>
-      <w:proofErr w:type="gramEnd"/>
+        <w:t xml:space="preserve"> </w:t>
+      </w:r>
       <w:r>
         <w:rPr>
           <w:i/>
           <w:iCs/>
         </w:rPr>
-        <w:t xml:space="preserve"> Libraries</w:t>
+        <w:t>Include Library &gt;</w:t>
       </w:r>
       <w:r>
         <w:rPr>
@@ -3596,9 +3715,22 @@
         <w:t xml:space="preserve"> </w:t>
       </w:r>
       <w:r>
+        <w:rPr>
+          <w:i/>
+          <w:iCs/>
+        </w:rPr>
+        <w:t>Manage Libraries</w:t>
+      </w:r>
+      <w:r>
+        <w:rPr>
+          <w:i/>
+          <w:iCs/>
+        </w:rPr>
+        <w:t xml:space="preserve"> </w:t>
+      </w:r>
+      <w:r>
         <w:t>und installiere „</w:t>
       </w:r>
-      <w:proofErr w:type="spellStart"/>
       <w:r>
         <w:rPr>
           <w:b/>
@@ -3606,25 +3738,8 @@
         </w:rPr>
         <w:t>ArduinoJson</w:t>
       </w:r>
-      <w:proofErr w:type="spellEnd"/>
-      <w:r>
-        <w:t xml:space="preserve"> </w:t>
-      </w:r>
-      <w:proofErr w:type="spellStart"/>
-      <w:r>
-        <w:t>by</w:t>
-      </w:r>
-      <w:proofErr w:type="spellEnd"/>
-      <w:r>
-        <w:t xml:space="preserve"> Benoit </w:t>
-      </w:r>
-      <w:proofErr w:type="spellStart"/>
-      <w:r>
-        <w:t>Blanchon</w:t>
-      </w:r>
-      <w:proofErr w:type="spellEnd"/>
-      <w:r>
-        <w:t>“.</w:t>
+      <w:r>
+        <w:t xml:space="preserve"> by Benoit Blanchon“.</w:t>
       </w:r>
     </w:p>
     <w:p>
@@ -3636,21 +3751,55 @@
       <w:pPr>
         <w:jc w:val="left"/>
       </w:pPr>
-      <w:proofErr w:type="spellStart"/>
       <w:r>
         <w:rPr>
           <w:color w:val="C00000"/>
           <w:u w:val="single"/>
         </w:rPr>
-        <w:t>ToDo</w:t>
-      </w:r>
-      <w:proofErr w:type="spellEnd"/>
+        <w:t xml:space="preserve">ToDo </w:t>
+      </w:r>
+      <w:r>
+        <w:rPr>
+          <w:rFonts w:ascii="Apple Color Emoji" w:hAnsi="Apple Color Emoji" w:cs="Apple Color Emoji"/>
+          <w:color w:val="4472C4" w:themeColor="accent1"/>
+        </w:rPr>
+        <w:t>✅</w:t>
+      </w:r>
+      <w:r>
+        <w:rPr>
+          <w:rFonts w:ascii="Apple Color Emoji" w:hAnsi="Apple Color Emoji" w:cs="Apple Color Emoji"/>
+          <w:color w:val="4472C4" w:themeColor="accent1"/>
+        </w:rPr>
+        <w:t xml:space="preserve"> </w:t>
+      </w:r>
+      <w:r>
+        <w:t>Lade den Beispielsketch hoch und überprüfe, ob die Verbindung mit der SD-Karte funktioniert.</w:t>
+      </w:r>
+    </w:p>
+    <w:p/>
+    <w:p>
+      <w:pPr>
+        <w:pStyle w:val="berschrift1"/>
+      </w:pPr>
+      <w:bookmarkStart w:id="12" w:name="_Toc193370152"/>
+      <w:r>
+        <w:t>Aufgabe 5: Sensordaten auf SD-Karte speichern</w:t>
+      </w:r>
+      <w:bookmarkEnd w:id="12"/>
+    </w:p>
+    <w:p>
+      <w:r>
+        <w:t xml:space="preserve">Nun haben wir alle Komponenten einzeln in Betrieb genommen und wollen die Sensordaten auf der SD-Karte speichern. </w:t>
+      </w:r>
+    </w:p>
+    <w:p/>
+    <w:p>
       <w:r>
         <w:rPr>
           <w:color w:val="C00000"/>
           <w:u w:val="single"/>
         </w:rPr>
-        <w:t xml:space="preserve"> </w:t>
+        <w:t xml:space="preserve">ToDo </w:t>
       </w:r>
       <w:r>
         <w:rPr>
@@ -3667,76 +3816,37 @@
         <w:t xml:space="preserve"> </w:t>
       </w:r>
       <w:r>
-        <w:t>Lade den Beispielsketch hoch und überprüfe, ob die Verbindung mit der SD-Karte funktioniert.</w:t>
-      </w:r>
-    </w:p>
-    <w:p/>
-    <w:p>
-      <w:pPr>
-        <w:pStyle w:val="berschrift1"/>
-      </w:pPr>
-      <w:bookmarkStart w:id="12" w:name="_Toc193370152"/>
-      <w:r>
-        <w:t>Aufgabe 5: Sensordaten auf SD-Karte speichern</w:t>
-      </w:r>
-      <w:bookmarkEnd w:id="12"/>
-    </w:p>
-    <w:p>
-      <w:r>
-        <w:t xml:space="preserve">Nun haben wir alle Komponenten einzeln in Betrieb genommen und wollen die Sensordaten auf der SD-Karte speichern. </w:t>
-      </w:r>
-    </w:p>
-    <w:p/>
-    <w:p>
-      <w:proofErr w:type="spellStart"/>
-      <w:r>
-        <w:rPr>
-          <w:color w:val="C00000"/>
-          <w:u w:val="single"/>
-        </w:rPr>
-        <w:t>ToDo</w:t>
-      </w:r>
-      <w:proofErr w:type="spellEnd"/>
-      <w:r>
-        <w:rPr>
-          <w:color w:val="C00000"/>
-          <w:u w:val="single"/>
-        </w:rPr>
+        <w:t>Öffne den Beispielcod</w:t>
+      </w:r>
+      <w:r>
+        <w:t xml:space="preserve">e </w:t>
+      </w:r>
+      <w:r>
+        <w:t>„</w:t>
+      </w:r>
+      <w:r>
+        <w:t>co2_beacon.ino</w:t>
+      </w:r>
+      <w:r>
+        <w:t xml:space="preserve">“. Dieser Code ist unvollständig und </w:t>
+      </w:r>
+      <w:r>
+        <w:t>enthäl</w:t>
+      </w:r>
+      <w:r>
+        <w:t xml:space="preserve">t </w:t>
+      </w:r>
+      <w:r>
+        <w:t>viele</w:t>
+      </w:r>
+      <w:r>
         <w:t xml:space="preserve"> </w:t>
       </w:r>
       <w:r>
-        <w:rPr>
-          <w:rFonts w:ascii="Apple Color Emoji" w:hAnsi="Apple Color Emoji" w:cs="Apple Color Emoji"/>
-          <w:color w:val="4472C4" w:themeColor="accent1"/>
-        </w:rPr>
-        <w:t>✅</w:t>
-      </w:r>
-      <w:r>
-        <w:rPr>
-          <w:rFonts w:ascii="Apple Color Emoji" w:hAnsi="Apple Color Emoji" w:cs="Apple Color Emoji"/>
-          <w:color w:val="4472C4" w:themeColor="accent1"/>
-        </w:rPr>
-        <w:t xml:space="preserve"> </w:t>
-      </w:r>
-      <w:proofErr w:type="gramStart"/>
-      <w:r>
-        <w:t>Öffne</w:t>
-      </w:r>
-      <w:proofErr w:type="gramEnd"/>
-      <w:r>
-        <w:t xml:space="preserve"> den Beispielcod</w:t>
-      </w:r>
-      <w:r>
-        <w:t xml:space="preserve">e </w:t>
-      </w:r>
-      <w:r>
-        <w:t>„</w:t>
-      </w:r>
-      <w:r>
-        <w:t>co2_beacon.ino</w:t>
-      </w:r>
-      <w:r>
-        <w:t>“. Dieser Code ist unvollständig und an vielen Stellen mit //TODO Kommentaren versehen. Integriere an diesen Stellen jeweils die wesentlichen Code-Bestandteile aus den vorherigen Aufgaben, sodass folgende Funktionen vorhanden sind:</w:t>
+        <w:t>//TODO-Kommentare</w:t>
+      </w:r>
+      <w:r>
+        <w:t>. Integriere an diesen Stellen jeweils die wesentlichen Code-Bestandteile aus den vorherigen Aufgaben, sodass folgende Funktionen vorhanden sind:</w:t>
       </w:r>
     </w:p>
     <w:p>
@@ -3748,7 +3858,13 @@
         </w:numPr>
       </w:pPr>
       <w:r>
-        <w:t>LED leuchtet rot, während die Setup Routine läuft</w:t>
+        <w:t>LED leuchtet rot, während die Setup</w:t>
+      </w:r>
+      <w:r>
+        <w:t>-</w:t>
+      </w:r>
+      <w:r>
+        <w:t>Routine läuft</w:t>
       </w:r>
     </w:p>
     <w:p>
@@ -3760,15 +3876,7 @@
         </w:numPr>
       </w:pPr>
       <w:r>
-        <w:t>Es werden Luftfeuchtigkeits</w:t>
-      </w:r>
-      <w:proofErr w:type="gramStart"/>
-      <w:r>
-        <w:t>- ,</w:t>
-      </w:r>
-      <w:proofErr w:type="gramEnd"/>
-      <w:r>
-        <w:t xml:space="preserve"> Temperatur- und CO2-Messungen mit einem bestimmten Messintervall durchgeführt</w:t>
+        <w:t>Es werden Luftfeuchtigkeits-, Temperatur- und CO2-Messungen mit einem bestimmten Messintervall durchgeführt</w:t>
       </w:r>
     </w:p>
     <w:p>
@@ -3780,7 +3888,13 @@
         </w:numPr>
       </w:pPr>
       <w:r>
-        <w:t>Die Daten werden am Seriellen Plotter ausgegeben.</w:t>
+        <w:t xml:space="preserve">Die Daten werden am </w:t>
+      </w:r>
+      <w:r>
+        <w:t>s</w:t>
+      </w:r>
+      <w:r>
+        <w:t>eriellen Plotter ausgegeben.</w:t>
       </w:r>
     </w:p>
     <w:p>
@@ -3842,59 +3956,103 @@
         </w:rPr>
         <w:t>File &gt;</w:t>
       </w:r>
-      <w:proofErr w:type="spellStart"/>
       <w:r>
         <w:rPr>
           <w:i/>
           <w:iCs/>
         </w:rPr>
-        <w:t>Examples</w:t>
-      </w:r>
-      <w:proofErr w:type="spellEnd"/>
+        <w:t xml:space="preserve"> </w:t>
+      </w:r>
       <w:r>
         <w:rPr>
           <w:i/>
           <w:iCs/>
         </w:rPr>
-        <w:t xml:space="preserve"> &gt;ESP32 &gt;Time &gt;</w:t>
-      </w:r>
-      <w:proofErr w:type="spellStart"/>
+        <w:t>Examples &gt;ESP32 &gt;</w:t>
+      </w:r>
       <w:r>
         <w:rPr>
           <w:i/>
           <w:iCs/>
         </w:rPr>
-        <w:t>SimpleTime</w:t>
-      </w:r>
-      <w:proofErr w:type="spellEnd"/>
+        <w:t xml:space="preserve"> </w:t>
+      </w:r>
       <w:r>
         <w:rPr>
           <w:i/>
           <w:iCs/>
         </w:rPr>
+        <w:t>Time &gt;</w:t>
+      </w:r>
+      <w:r>
+        <w:rPr>
+          <w:i/>
+          <w:iCs/>
+        </w:rPr>
         <w:t xml:space="preserve"> </w:t>
       </w:r>
       <w:r>
-        <w:t>findest du ein Beispiel dafür, wie diese Zeitabfrage über einen NTP-Server (Network Time Protocol) funktioniert. Öffne den Sketch und gib die SSID und das Password für ein WLAN-Netzwerk, beispielsweise vom Handy, an. Nachdem sich das Gerät mit dem Internet verbunden hat, sollte die aktuelle Zeit im Seriellen Monitor dargestellt werden.</w:t>
+        <w:rPr>
+          <w:i/>
+          <w:iCs/>
+        </w:rPr>
+        <w:t>SimpleTime</w:t>
+      </w:r>
+      <w:r>
+        <w:rPr>
+          <w:i/>
+          <w:iCs/>
+        </w:rPr>
+        <w:t xml:space="preserve"> </w:t>
+      </w:r>
+      <w:r>
+        <w:t>findest du ein Beispiel dafür, wie diese Zeitabfrage über einen NTP-Server (Network Time Protocol) funktioniert. Öffne den Sketch und gib die SSID und das Passwor</w:t>
+      </w:r>
+      <w:r>
+        <w:t>t</w:t>
+      </w:r>
+      <w:r>
+        <w:t xml:space="preserve"> </w:t>
+      </w:r>
+      <w:r>
+        <w:t>eines</w:t>
+      </w:r>
+      <w:r>
+        <w:t xml:space="preserve"> </w:t>
+      </w:r>
+      <w:r>
+        <w:t>WLAN-Netzwerks</w:t>
+      </w:r>
+      <w:r>
+        <w:t xml:space="preserve"> </w:t>
+      </w:r>
+      <w:r>
+        <w:t>an</w:t>
+      </w:r>
+      <w:r>
+        <w:t xml:space="preserve">, beispielsweise vom Handy. Nachdem sich das Gerät mit dem Internet verbunden hat, sollte die aktuelle Zeit im </w:t>
+      </w:r>
+      <w:r>
+        <w:t>s</w:t>
+      </w:r>
+      <w:r>
+        <w:t xml:space="preserve">eriellen Monitor </w:t>
+      </w:r>
+      <w:r>
+        <w:t>angezeig</w:t>
+      </w:r>
+      <w:r>
+        <w:t>t werden.</w:t>
       </w:r>
     </w:p>
     <w:p/>
     <w:p>
-      <w:proofErr w:type="spellStart"/>
       <w:r>
         <w:rPr>
           <w:color w:val="C00000"/>
           <w:u w:val="single"/>
         </w:rPr>
-        <w:t>ToDo</w:t>
-      </w:r>
-      <w:proofErr w:type="spellEnd"/>
-      <w:r>
-        <w:rPr>
-          <w:color w:val="C00000"/>
-          <w:u w:val="single"/>
-        </w:rPr>
-        <w:t xml:space="preserve"> </w:t>
+        <w:t xml:space="preserve">ToDo </w:t>
       </w:r>
       <w:r>
         <w:rPr>
@@ -3910,16 +4068,29 @@
         </w:rPr>
         <w:t xml:space="preserve"> </w:t>
       </w:r>
-      <w:proofErr w:type="gramStart"/>
-      <w:r>
-        <w:t>Integriere</w:t>
-      </w:r>
-      <w:proofErr w:type="gramEnd"/>
-      <w:r>
-        <w:t xml:space="preserve"> die Funktion zum Abrufen von Zeitstempel aus dem Beispielcode in Aufgabe 7. Die Zeitstempel sollen lediglich auf der SD-Karte zu jedem Datenpaket gespeichert werden, nicht aber im seriellen monitor angezeigt. </w:t>
-      </w:r>
-      <w:r>
-        <w:t>Zur Hilfestellung befinden sich nachfolgend noch einige Code-Ausschnitte.</w:t>
+      <w:r>
+        <w:t>Integriere die Funktion zum Abrufen von Zeitstempel</w:t>
+      </w:r>
+      <w:r>
+        <w:t>n</w:t>
+      </w:r>
+      <w:r>
+        <w:t xml:space="preserve"> aus dem Beispielcode in Aufgabe 7. Die Zeitstempel sollen lediglich auf der SD-Karte zu jedem Datenpaket gespeichert werden, </w:t>
+      </w:r>
+      <w:r>
+        <w:t>jedoch nicht</w:t>
+      </w:r>
+      <w:r>
+        <w:t xml:space="preserve"> im seriellen </w:t>
+      </w:r>
+      <w:r>
+        <w:t>M</w:t>
+      </w:r>
+      <w:r>
+        <w:t xml:space="preserve">onitor angezeigt. </w:t>
+      </w:r>
+      <w:r>
+        <w:t>Zur Hilfestellung finden sich nachfolgend noch einige Code-Ausschnitte.</w:t>
       </w:r>
     </w:p>
     <w:bookmarkStart w:id="14" w:name="_MON_1803388720"/>
@@ -3929,11 +4100,11 @@
         <w:rPr>
           <w:noProof/>
         </w:rPr>
-        <w:object w:dxaOrig="9080" w:dyaOrig="4860" w14:anchorId="01B06900">
-          <v:shape id="_x0000_i1025" type="#_x0000_t75" alt="" style="width:453.9pt;height:243.15pt;mso-width-percent:0;mso-height-percent:0;mso-width-percent:0;mso-height-percent:0" o:ole="">
+        <w:object w:dxaOrig="9080" w:dyaOrig="4860" w14:anchorId="5795B7C0">
+          <v:shape id="_x0000_i1025" type="#_x0000_t75" alt="" style="width:454.15pt;height:243pt;mso-width-percent:0;mso-height-percent:0;mso-width-percent:0;mso-height-percent:0" o:ole="">
             <v:imagedata r:id="rId22" o:title=""/>
           </v:shape>
-          <o:OLEObject Type="Embed" ProgID="Word.Document.12" ShapeID="_x0000_i1025" DrawAspect="Content" ObjectID="_1810729327" r:id="rId23">
+          <o:OLEObject Type="Embed" ProgID="Word.Document.12" ShapeID="_x0000_i1025" DrawAspect="Content" ObjectID="_1839584407" r:id="rId23">
             <o:FieldCodes>\s</o:FieldCodes>
           </o:OLEObject>
         </w:object>
@@ -3966,138 +4137,74 @@
         <w:t xml:space="preserve"> Daten </w:t>
       </w:r>
       <w:r>
-        <w:t xml:space="preserve">können nun eingelesen, geplottet und weiterverarbeitet werden. Hierzu nutzen wir Python und ein </w:t>
-      </w:r>
-      <w:proofErr w:type="spellStart"/>
-      <w:r>
-        <w:t>Jupyter</w:t>
-      </w:r>
-      <w:proofErr w:type="spellEnd"/>
-      <w:r>
-        <w:t xml:space="preserve"> Notebook. </w:t>
+        <w:t xml:space="preserve">können nun eingelesen, geplottet und weiterverarbeitet werden. Hierzu nutzen wir Python und ein Jupyter Notebook. </w:t>
       </w:r>
       <w:r>
         <w:t xml:space="preserve">Lege nun die SD-Karte in den Computer ein und kopiere das Datenfile in den Ordner </w:t>
       </w:r>
-      <w:proofErr w:type="spellStart"/>
       <w:r>
         <w:rPr>
           <w:i/>
           <w:iCs/>
         </w:rPr>
-        <w:t>notebooks</w:t>
-      </w:r>
-      <w:proofErr w:type="spellEnd"/>
+        <w:t>notebooks/data</w:t>
+      </w:r>
+      <w:r>
+        <w:t xml:space="preserve">. </w:t>
+      </w:r>
+    </w:p>
+    <w:p>
+      <w:r>
+        <w:t xml:space="preserve">Öffne mit Hilfe von Visual Studio Code den Ordner </w:t>
+      </w:r>
       <w:r>
         <w:rPr>
           <w:i/>
           <w:iCs/>
         </w:rPr>
-        <w:t>/</w:t>
-      </w:r>
-      <w:proofErr w:type="spellStart"/>
+        <w:t>notebooks</w:t>
+      </w:r>
+      <w:r>
+        <w:rPr>
+          <w:b/>
+          <w:bCs/>
+        </w:rPr>
+        <w:t xml:space="preserve"> </w:t>
+      </w:r>
+      <w:r>
+        <w:t>und öffne</w:t>
+      </w:r>
+      <w:r>
+        <w:rPr>
+          <w:b/>
+          <w:bCs/>
+        </w:rPr>
+        <w:t xml:space="preserve"> </w:t>
+      </w:r>
+      <w:r>
+        <w:t xml:space="preserve">die Datei </w:t>
+      </w:r>
       <w:r>
         <w:rPr>
           <w:i/>
           <w:iCs/>
         </w:rPr>
-        <w:t>data</w:t>
-      </w:r>
-      <w:proofErr w:type="spellEnd"/>
-      <w:r>
-        <w:t xml:space="preserve">. </w:t>
-      </w:r>
-    </w:p>
-    <w:p>
-      <w:r>
-        <w:t xml:space="preserve">Öffne mit Hilfe von Visual Studio Code den Ordner </w:t>
-      </w:r>
-      <w:proofErr w:type="spellStart"/>
+        <w:t>analysis_notebook.ipynb</w:t>
+      </w:r>
+      <w:r>
+        <w:t xml:space="preserve"> aus diesem Ordner. </w:t>
+      </w:r>
+    </w:p>
+    <w:p>
+      <w:r>
+        <w:t xml:space="preserve">Im </w:t>
+      </w:r>
       <w:r>
         <w:rPr>
           <w:i/>
           <w:iCs/>
         </w:rPr>
-        <w:t>notebooks</w:t>
-      </w:r>
-      <w:proofErr w:type="spellEnd"/>
-      <w:r>
-        <w:rPr>
-          <w:b/>
-          <w:bCs/>
-        </w:rPr>
-        <w:t xml:space="preserve"> </w:t>
-      </w:r>
-      <w:r>
-        <w:t>und öffne</w:t>
-      </w:r>
-      <w:r>
-        <w:rPr>
-          <w:b/>
-          <w:bCs/>
-        </w:rPr>
-        <w:t xml:space="preserve"> </w:t>
-      </w:r>
-      <w:r>
-        <w:t xml:space="preserve">die Datei </w:t>
-      </w:r>
-      <w:proofErr w:type="spellStart"/>
-      <w:r>
-        <w:rPr>
-          <w:i/>
-          <w:iCs/>
-        </w:rPr>
-        <w:t>analysis_</w:t>
-      </w:r>
-      <w:proofErr w:type="gramStart"/>
-      <w:r>
-        <w:rPr>
-          <w:i/>
-          <w:iCs/>
-        </w:rPr>
-        <w:t>notebook.ipynb</w:t>
-      </w:r>
-      <w:proofErr w:type="spellEnd"/>
-      <w:proofErr w:type="gramEnd"/>
-      <w:r>
-        <w:t xml:space="preserve"> aus diesem Ordner. </w:t>
-      </w:r>
-    </w:p>
-    <w:p>
-      <w:r>
-        <w:t xml:space="preserve">Im </w:t>
-      </w:r>
-      <w:proofErr w:type="spellStart"/>
-      <w:r>
-        <w:rPr>
-          <w:i/>
-          <w:iCs/>
-        </w:rPr>
-        <w:t>notebook</w:t>
-      </w:r>
-      <w:proofErr w:type="spellEnd"/>
-      <w:r>
-        <w:rPr>
-          <w:i/>
-          <w:iCs/>
-        </w:rPr>
-        <w:t>/</w:t>
-      </w:r>
-      <w:proofErr w:type="spellStart"/>
-      <w:r>
-        <w:rPr>
-          <w:i/>
-          <w:iCs/>
-        </w:rPr>
-        <w:t>data</w:t>
-      </w:r>
-      <w:proofErr w:type="spellEnd"/>
-      <w:r>
-        <w:rPr>
-          <w:i/>
-          <w:iCs/>
-        </w:rPr>
-        <w:t xml:space="preserve"> </w:t>
+        <w:t xml:space="preserve">notebook/data </w:t>
       </w:r>
       <w:r>
         <w:t>Ordner befindet sich außerdem ein über mehrere Tage erhobenes Datenfile des Sensors. Solltest</w:t>
@@ -4108,21 +4215,12 @@
     </w:p>
     <w:p/>
     <w:p>
-      <w:proofErr w:type="spellStart"/>
       <w:r>
         <w:rPr>
           <w:color w:val="C00000"/>
           <w:u w:val="single"/>
         </w:rPr>
-        <w:t>ToDo</w:t>
-      </w:r>
-      <w:proofErr w:type="spellEnd"/>
-      <w:r>
-        <w:rPr>
-          <w:color w:val="C00000"/>
-          <w:u w:val="single"/>
-        </w:rPr>
-        <w:t xml:space="preserve"> </w:t>
+        <w:t xml:space="preserve">ToDo </w:t>
       </w:r>
       <w:r>
         <w:rPr>
@@ -4139,23 +4237,7 @@
         <w:t xml:space="preserve"> </w:t>
       </w:r>
       <w:r>
-        <w:t xml:space="preserve">Die weiteren Schritte zur Datenanalyse sind im </w:t>
-      </w:r>
-      <w:proofErr w:type="spellStart"/>
-      <w:r>
-        <w:t>analysis</w:t>
-      </w:r>
-      <w:proofErr w:type="spellEnd"/>
-      <w:r>
-        <w:t xml:space="preserve"> </w:t>
-      </w:r>
-      <w:proofErr w:type="spellStart"/>
-      <w:r>
-        <w:t>notebook</w:t>
-      </w:r>
-      <w:proofErr w:type="spellEnd"/>
-      <w:r>
-        <w:t xml:space="preserve"> beschrieben. Führe die Aufgaben dort aus.</w:t>
+        <w:t>Die weiteren Schritte zur Datenanalyse sind im analysis notebook beschrieben. Führe die Aufgaben dort aus.</w:t>
       </w:r>
     </w:p>
     <w:p/>
@@ -4266,14 +4348,70 @@
           <w:b/>
           <w:bCs/>
         </w:rPr>
-        <w:t>Bus-Protokolle,</w:t>
+        <w:t>Bus</w:t>
       </w:r>
       <w:r>
         <w:rPr>
           <w:b/>
           <w:bCs/>
         </w:rPr>
-        <w:t xml:space="preserve"> die typischerweise zur Kommunikation zwischen Mikrocontrollern und Peripheriegeräten eigesetzt werden (Abkürzung ist ausreichend)</w:t>
+        <w:t>p</w:t>
+      </w:r>
+      <w:r>
+        <w:rPr>
+          <w:b/>
+          <w:bCs/>
+        </w:rPr>
+        <w:t>rotokolle,</w:t>
+      </w:r>
+      <w:r>
+        <w:rPr>
+          <w:b/>
+          <w:bCs/>
+        </w:rPr>
+        <w:t xml:space="preserve"> die typischerweise zur Kommunikation zwischen Mikrocontrollern und Peripheriegeräten ei</w:t>
+      </w:r>
+      <w:r>
+        <w:rPr>
+          <w:b/>
+          <w:bCs/>
+        </w:rPr>
+        <w:t>n</w:t>
+      </w:r>
+      <w:r>
+        <w:rPr>
+          <w:b/>
+          <w:bCs/>
+        </w:rPr>
+        <w:t>gesetzt werden (Abkürzung</w:t>
+      </w:r>
+      <w:r>
+        <w:rPr>
+          <w:b/>
+          <w:bCs/>
+        </w:rPr>
+        <w:t>en</w:t>
+      </w:r>
+      <w:r>
+        <w:rPr>
+          <w:b/>
+          <w:bCs/>
+        </w:rPr>
+        <w:t xml:space="preserve"> </w:t>
+      </w:r>
+      <w:r>
+        <w:rPr>
+          <w:b/>
+          <w:bCs/>
+        </w:rPr>
+        <w:t>sind</w:t>
+      </w:r>
+      <w:r>
+        <w:rPr>
+          <w:b/>
+          <w:bCs/>
+        </w:rPr>
+        <w:t xml:space="preserve"> ausreichend)</w:t>
       </w:r>
       <w:r>
         <w:rPr>
@@ -4297,15 +4435,7 @@
         <w:jc w:val="left"/>
       </w:pPr>
       <w:r>
-        <w:t xml:space="preserve">SPI (Serial </w:t>
-      </w:r>
-      <w:proofErr w:type="spellStart"/>
-      <w:r>
-        <w:t>Peripheral</w:t>
-      </w:r>
-      <w:proofErr w:type="spellEnd"/>
-      <w:r>
-        <w:t xml:space="preserve"> Interface)</w:t>
+        <w:t>SPI (Serial Peripheral Interface)</w:t>
       </w:r>
     </w:p>
     <w:p>
@@ -4337,15 +4467,7 @@
         <w:jc w:val="left"/>
       </w:pPr>
       <w:r>
-        <w:t xml:space="preserve">UART (Universal </w:t>
-      </w:r>
-      <w:proofErr w:type="spellStart"/>
-      <w:r>
-        <w:t>Asynchronous</w:t>
-      </w:r>
-      <w:proofErr w:type="spellEnd"/>
-      <w:r>
-        <w:t xml:space="preserve"> Receiver Transceiver)</w:t>
+        <w:t>UART (Universal Asynchronous Receiver Transceiver)</w:t>
       </w:r>
     </w:p>
     <w:p>
@@ -4382,23 +4504,7 @@
           <w:b/>
           <w:bCs/>
         </w:rPr>
-        <w:t>Nenne 3 Herausforderungen von Low-</w:t>
-      </w:r>
-      <w:proofErr w:type="spellStart"/>
-      <w:r>
-        <w:rPr>
-          <w:b/>
-          <w:bCs/>
-        </w:rPr>
-        <w:t>Cost</w:t>
-      </w:r>
-      <w:proofErr w:type="spellEnd"/>
-      <w:r>
-        <w:rPr>
-          <w:b/>
-          <w:bCs/>
-        </w:rPr>
-        <w:t xml:space="preserve"> CO</w:t>
+        <w:t>Nenne 3 Herausforderungen von Low-Cost CO</w:t>
       </w:r>
       <w:r>
         <w:rPr>
@@ -4455,23 +4561,7 @@
           <w:b/>
           <w:bCs/>
         </w:rPr>
-        <w:t xml:space="preserve">Analysatoren (z.B.: </w:t>
-      </w:r>
-      <w:proofErr w:type="spellStart"/>
-      <w:r>
-        <w:rPr>
-          <w:b/>
-          <w:bCs/>
-        </w:rPr>
-        <w:t>Picarro</w:t>
-      </w:r>
-      <w:proofErr w:type="spellEnd"/>
-      <w:r>
-        <w:rPr>
-          <w:b/>
-          <w:bCs/>
-        </w:rPr>
-        <w:t xml:space="preserve"> G2401).</w:t>
+        <w:t>Analysatoren (z.B.: Picarro G2401).</w:t>
       </w:r>
       <w:r>
         <w:br/>
@@ -4535,13 +4625,31 @@
         <w:jc w:val="left"/>
       </w:pPr>
       <w:r>
-        <w:t xml:space="preserve">Empfindlichkeit gegen Umwelteinflüsse </w:t>
+        <w:t>Empfindlichkeit gegen</w:t>
+      </w:r>
+      <w:r>
+        <w:t>über</w:t>
+      </w:r>
+      <w:r>
+        <w:t xml:space="preserve"> Umwelteinflüsse</w:t>
+      </w:r>
+      <w:r>
+        <w:t>n</w:t>
+      </w:r>
+      <w:r>
+        <w:t xml:space="preserve"> </w:t>
       </w:r>
       <w:r>
         <w:sym w:font="Wingdings" w:char="F0E0"/>
       </w:r>
       <w:r>
-        <w:t xml:space="preserve"> Temperatur und Luftfeuchtigkeit haben oft einen großen Einfluss auf das gemessene Signal und müssen mitbetrachtet werden.</w:t>
+        <w:t xml:space="preserve"> Temperatur und Luftfeuchtigkeit haben oft einen großen Einfluss auf das gemessene Signal und müssen mitbe</w:t>
+      </w:r>
+      <w:r>
+        <w:t>rücksichtig</w:t>
+      </w:r>
+      <w:r>
+        <w:t>t werden.</w:t>
       </w:r>
     </w:p>
     <w:p>
@@ -4562,16 +4670,29 @@
           <w:b/>
           <w:bCs/>
         </w:rPr>
-        <w:t>Beschreibe kurze den Nutzen und die Unterschiede der Funktionen</w:t>
+        <w:t xml:space="preserve">Beschreibe kurz den Nutzen und die Unterschiede </w:t>
       </w:r>
       <w:r>
         <w:rPr>
           <w:b/>
           <w:bCs/>
         </w:rPr>
+        <w:t>zwischen den</w:t>
+      </w:r>
+      <w:r>
+        <w:rPr>
+          <w:b/>
+          <w:bCs/>
+        </w:rPr>
+        <w:t xml:space="preserve"> Funktionen</w:t>
+      </w:r>
+      <w:r>
+        <w:rPr>
+          <w:b/>
+          <w:bCs/>
+        </w:rPr>
         <w:t xml:space="preserve"> </w:t>
       </w:r>
-      <w:proofErr w:type="spellStart"/>
       <w:r>
         <w:rPr>
           <w:b/>
@@ -4579,9 +4700,15 @@
           <w:i/>
           <w:iCs/>
         </w:rPr>
-        <w:t>void</w:t>
-      </w:r>
-      <w:proofErr w:type="spellEnd"/>
+        <w:t>void setup()</w:t>
+      </w:r>
+      <w:r>
+        <w:rPr>
+          <w:b/>
+          <w:bCs/>
+        </w:rPr>
+        <w:t xml:space="preserve"> und </w:t>
+      </w:r>
       <w:r>
         <w:rPr>
           <w:b/>
@@ -4589,137 +4716,71 @@
           <w:i/>
           <w:iCs/>
         </w:rPr>
-        <w:t xml:space="preserve"> </w:t>
-      </w:r>
-      <w:proofErr w:type="spellStart"/>
-      <w:proofErr w:type="gramStart"/>
+        <w:t xml:space="preserve">void loop() </w:t>
+      </w:r>
       <w:r>
         <w:rPr>
           <w:b/>
           <w:bCs/>
-          <w:i/>
-          <w:iCs/>
-        </w:rPr>
-        <w:t>setup</w:t>
-      </w:r>
-      <w:proofErr w:type="spellEnd"/>
+        </w:rPr>
+        <w:t xml:space="preserve">bei der </w:t>
+      </w:r>
       <w:r>
         <w:rPr>
           <w:b/>
           <w:bCs/>
-          <w:i/>
-          <w:iCs/>
-        </w:rPr>
-        <w:t>(</w:t>
-      </w:r>
-      <w:proofErr w:type="gramEnd"/>
-      <w:r>
-        <w:rPr>
-          <w:b/>
-          <w:bCs/>
-          <w:i/>
-          <w:iCs/>
-        </w:rPr>
-        <w:t>)</w:t>
-      </w:r>
-      <w:r>
-        <w:rPr>
-          <w:b/>
-          <w:bCs/>
-        </w:rPr>
-        <w:t xml:space="preserve"> und </w:t>
-      </w:r>
-      <w:proofErr w:type="spellStart"/>
-      <w:r>
-        <w:rPr>
-          <w:b/>
-          <w:bCs/>
-          <w:i/>
-          <w:iCs/>
-        </w:rPr>
-        <w:t>void</w:t>
-      </w:r>
-      <w:proofErr w:type="spellEnd"/>
-      <w:r>
-        <w:rPr>
-          <w:b/>
-          <w:bCs/>
-          <w:i/>
-          <w:iCs/>
-        </w:rPr>
+        </w:rPr>
+        <w:t>Programmierung von Arduino-Mikrocontrollern.</w:t>
+      </w:r>
+    </w:p>
+    <w:p>
+      <w:pPr>
+        <w:jc w:val="left"/>
+      </w:pPr>
+      <w:r>
+        <w:t xml:space="preserve">Lösung: Die Funktion void setup() wird nur einmal </w:t>
+      </w:r>
+      <w:r>
+        <w:t>a</w:t>
+      </w:r>
+      <w:r>
+        <w:t xml:space="preserve">m </w:t>
+      </w:r>
+      <w:r>
+        <w:t>Programmbeginn</w:t>
+      </w:r>
+      <w:r>
         <w:t xml:space="preserve"> </w:t>
       </w:r>
-      <w:proofErr w:type="gramStart"/>
-      <w:r>
-        <w:rPr>
-          <w:b/>
-          <w:bCs/>
-          <w:i/>
-          <w:iCs/>
-        </w:rPr>
-        <w:t>loop(</w:t>
-      </w:r>
-      <w:proofErr w:type="gramEnd"/>
-      <w:r>
-        <w:rPr>
-          <w:b/>
-          <w:bCs/>
-          <w:i/>
-          <w:iCs/>
-        </w:rPr>
-        <w:t xml:space="preserve">) </w:t>
-      </w:r>
-      <w:r>
-        <w:rPr>
-          <w:b/>
-          <w:bCs/>
-        </w:rPr>
-        <w:t>bei der Arduino Microcontroller Programmierung?</w:t>
-      </w:r>
-    </w:p>
-    <w:p>
-      <w:pPr>
-        <w:jc w:val="left"/>
-      </w:pPr>
-      <w:r>
-        <w:t xml:space="preserve">Lösung: Die Funktion </w:t>
-      </w:r>
-      <w:proofErr w:type="spellStart"/>
-      <w:r>
-        <w:t>void</w:t>
-      </w:r>
-      <w:proofErr w:type="spellEnd"/>
+      <w:r>
+        <w:t>aus</w:t>
+      </w:r>
+      <w:r>
+        <w:t>geführt. Sie dient zur Initialisierung von z.B.: Pin</w:t>
+      </w:r>
+      <w:r>
+        <w:t>-</w:t>
+      </w:r>
+      <w:r>
+        <w:t>Modi, der seriellen Kommunikation oder zur Initialisierung von Sensoren. In der Funktion void loop() befindet sich das Hauptprogramm</w:t>
+      </w:r>
+      <w:r>
+        <w:t>,</w:t>
+      </w:r>
       <w:r>
         <w:t xml:space="preserve"> </w:t>
       </w:r>
-      <w:proofErr w:type="spellStart"/>
-      <w:proofErr w:type="gramStart"/>
-      <w:r>
-        <w:t>setup</w:t>
-      </w:r>
-      <w:proofErr w:type="spellEnd"/>
-      <w:r>
-        <w:t>(</w:t>
-      </w:r>
-      <w:proofErr w:type="gramEnd"/>
-      <w:r>
-        <w:t xml:space="preserve">) wird nur einmal zum Beginn des Programmablaufs durchgeführt. Sie dient zur Initialisierung von z.B.: Pin Modi, der seriellen Kommunikation oder zur Initialisierung von Sensoren. In der Funktion </w:t>
-      </w:r>
-      <w:proofErr w:type="spellStart"/>
-      <w:r>
-        <w:t>void</w:t>
-      </w:r>
-      <w:proofErr w:type="spellEnd"/>
-      <w:r>
-        <w:t xml:space="preserve"> </w:t>
-      </w:r>
-      <w:proofErr w:type="gramStart"/>
-      <w:r>
-        <w:t>loop(</w:t>
-      </w:r>
-      <w:proofErr w:type="gramEnd"/>
-      <w:r>
-        <w:t>) befindet sich das Hauptprogramm und sie wird nach Abschluss der Setup-Routine endlos wiederholt.</w:t>
+      <w:r>
+        <w:t>das</w:t>
+      </w:r>
+      <w:r>
+        <w:t xml:space="preserve"> nach Abschluss der Setup-Routine endlos wiederholt</w:t>
+      </w:r>
+      <w:r>
+        <w:t xml:space="preserve"> wird</w:t>
+      </w:r>
+      <w:r>
+        <w:t>.</w:t>
       </w:r>
     </w:p>
     <w:sectPr>
@@ -4884,21 +4945,7 @@
       <w:rPr>
         <w:szCs w:val="20"/>
       </w:rPr>
-      <w:t xml:space="preserve">Praktikum: Hands-on Environmental </w:t>
-    </w:r>
-    <w:proofErr w:type="spellStart"/>
-    <w:r>
-      <w:rPr>
-        <w:szCs w:val="20"/>
-      </w:rPr>
-      <w:t>Sensing</w:t>
-    </w:r>
-    <w:proofErr w:type="spellEnd"/>
-    <w:r>
-      <w:rPr>
-        <w:szCs w:val="20"/>
-      </w:rPr>
-      <w:t xml:space="preserve"> I</w:t>
+      <w:t>Praktikum: Hands-on Environmental Sensing I</w:t>
     </w:r>
   </w:p>
 </w:ftr>
